--- a/assets/docs/pressrelease.docx
+++ b/assets/docs/pressrelease.docx
@@ -1,6 +1,6 @@
 
 <file path=word/document.xml><?xml version="1.0" encoding="utf-8"?>
-<w:document xmlns:wpc="http://schemas.microsoft.com/office/word/2010/wordprocessingCanvas" xmlns:mc="http://schemas.openxmlformats.org/markup-compatibility/2006" xmlns:o="urn:schemas-microsoft-com:office:office" xmlns:r="http://schemas.openxmlformats.org/officeDocument/2006/relationships" xmlns:m="http://schemas.openxmlformats.org/officeDocument/2006/math" xmlns:v="urn:schemas-microsoft-com:vml" xmlns:wp14="http://schemas.microsoft.com/office/word/2010/wordprocessingDrawing" xmlns:wp="http://schemas.openxmlformats.org/drawingml/2006/wordprocessingDrawing" xmlns:w10="urn:schemas-microsoft-com:office:word" xmlns:w="http://schemas.openxmlformats.org/wordprocessingml/2006/main" xmlns:w14="http://schemas.microsoft.com/office/word/2010/wordml" xmlns:w15="http://schemas.microsoft.com/office/word/2012/wordml" xmlns:wpg="http://schemas.microsoft.com/office/word/2010/wordprocessingGroup" xmlns:wpi="http://schemas.microsoft.com/office/word/2010/wordprocessingInk" xmlns:wne="http://schemas.microsoft.com/office/word/2006/wordml" xmlns:wps="http://schemas.microsoft.com/office/word/2010/wordprocessingShape" mc:Ignorable="w14 w15 wp14">
+<w:document xmlns:wpc="http://schemas.microsoft.com/office/word/2010/wordprocessingCanvas" xmlns:mo="http://schemas.microsoft.com/office/mac/office/2008/main" xmlns:mc="http://schemas.openxmlformats.org/markup-compatibility/2006" xmlns:mv="urn:schemas-microsoft-com:mac:vml" xmlns:o="urn:schemas-microsoft-com:office:office" xmlns:r="http://schemas.openxmlformats.org/officeDocument/2006/relationships" xmlns:m="http://schemas.openxmlformats.org/officeDocument/2006/math" xmlns:v="urn:schemas-microsoft-com:vml" xmlns:wp14="http://schemas.microsoft.com/office/word/2010/wordprocessingDrawing" xmlns:wp="http://schemas.openxmlformats.org/drawingml/2006/wordprocessingDrawing" xmlns:w10="urn:schemas-microsoft-com:office:word" xmlns:w="http://schemas.openxmlformats.org/wordprocessingml/2006/main" xmlns:w14="http://schemas.microsoft.com/office/word/2010/wordml" xmlns:w15="http://schemas.microsoft.com/office/word/2012/wordml" xmlns:wpg="http://schemas.microsoft.com/office/word/2010/wordprocessingGroup" xmlns:wpi="http://schemas.microsoft.com/office/word/2010/wordprocessingInk" xmlns:wne="http://schemas.microsoft.com/office/word/2006/wordml" xmlns:wps="http://schemas.microsoft.com/office/word/2010/wordprocessingShape" mc:Ignorable="w14 w15 wp14">
   <w:body>
     <w:p>
       <w:pPr>
@@ -20,7 +20,51 @@
           <w:szCs w:val="28"/>
           <w:lang w:val="en-US"/>
         </w:rPr>
-        <w:t>Large Spanish companies form the Alastria consortium to develop the blockchain ecosystem in Spain</w:t>
+        <w:t xml:space="preserve">Large Spanish companies form the </w:t>
+      </w:r>
+      <w:proofErr w:type="spellStart"/>
+      <w:r>
+        <w:rPr>
+          <w:rFonts w:asciiTheme="minorHAnsi" w:hAnsiTheme="minorHAnsi"/>
+          <w:b/>
+          <w:sz w:val="32"/>
+          <w:szCs w:val="28"/>
+          <w:lang w:val="en-US"/>
+        </w:rPr>
+        <w:t>Alastria</w:t>
+      </w:r>
+      <w:proofErr w:type="spellEnd"/>
+      <w:r>
+        <w:rPr>
+          <w:rFonts w:asciiTheme="minorHAnsi" w:hAnsiTheme="minorHAnsi"/>
+          <w:b/>
+          <w:sz w:val="32"/>
+          <w:szCs w:val="28"/>
+          <w:lang w:val="en-US"/>
+        </w:rPr>
+        <w:t xml:space="preserve"> consortium to develop the </w:t>
+      </w:r>
+      <w:proofErr w:type="spellStart"/>
+      <w:r>
+        <w:rPr>
+          <w:rFonts w:asciiTheme="minorHAnsi" w:hAnsiTheme="minorHAnsi"/>
+          <w:b/>
+          <w:sz w:val="32"/>
+          <w:szCs w:val="28"/>
+          <w:lang w:val="en-US"/>
+        </w:rPr>
+        <w:t>blockchain</w:t>
+      </w:r>
+      <w:proofErr w:type="spellEnd"/>
+      <w:r>
+        <w:rPr>
+          <w:rFonts w:asciiTheme="minorHAnsi" w:hAnsiTheme="minorHAnsi"/>
+          <w:b/>
+          <w:sz w:val="32"/>
+          <w:szCs w:val="28"/>
+          <w:lang w:val="en-US"/>
+        </w:rPr>
+        <w:t xml:space="preserve"> ecosystem in Spain</w:t>
       </w:r>
     </w:p>
     <w:p>
@@ -146,18 +190,8 @@
           <w:b/>
           <w:lang w:val="en-US"/>
         </w:rPr>
-        <w:t xml:space="preserve"> 2017</w:t>
-      </w:r>
-      <w:proofErr w:type="gramStart"/>
-      <w:r>
-        <w:rPr>
-          <w:rFonts w:asciiTheme="minorHAnsi" w:eastAsia="Calibri" w:hAnsiTheme="minorHAnsi" w:cs="Calibri"/>
-          <w:b/>
-          <w:lang w:val="en-US"/>
-        </w:rPr>
-        <w:t>.-</w:t>
-      </w:r>
-      <w:proofErr w:type="gramEnd"/>
+        <w:t xml:space="preserve"> 2017.-</w:t>
+      </w:r>
       <w:r>
         <w:rPr>
           <w:rFonts w:asciiTheme="minorHAnsi" w:eastAsia="Calibri" w:hAnsiTheme="minorHAnsi" w:cs="Calibri"/>
@@ -170,7 +204,39 @@
           <w:rFonts w:asciiTheme="minorHAnsi" w:eastAsia="Calibri" w:hAnsiTheme="minorHAnsi" w:cs="Calibri"/>
           <w:lang w:val="en-US"/>
         </w:rPr>
-        <w:t xml:space="preserve">The main Spanish banking, energy and telecommunications companies, among other sectors, have established Alastria, the world's first regulated national network based on blockchain. This non-profit consortium was presented today simultaneously in the cities of Madrid, Barcelona, Bilbao, Valencia and Malaga. It will develop the </w:t>
+        <w:t xml:space="preserve">The main Spanish banking, energy and telecommunications companies, among other sectors, have established </w:t>
+      </w:r>
+      <w:proofErr w:type="spellStart"/>
+      <w:r>
+        <w:rPr>
+          <w:rFonts w:asciiTheme="minorHAnsi" w:eastAsia="Calibri" w:hAnsiTheme="minorHAnsi" w:cs="Calibri"/>
+          <w:lang w:val="en-US"/>
+        </w:rPr>
+        <w:t>Alastria</w:t>
+      </w:r>
+      <w:proofErr w:type="spellEnd"/>
+      <w:r>
+        <w:rPr>
+          <w:rFonts w:asciiTheme="minorHAnsi" w:eastAsia="Calibri" w:hAnsiTheme="minorHAnsi" w:cs="Calibri"/>
+          <w:lang w:val="en-US"/>
+        </w:rPr>
+        <w:t xml:space="preserve">, the world's first regulated national network based on </w:t>
+      </w:r>
+      <w:proofErr w:type="spellStart"/>
+      <w:r>
+        <w:rPr>
+          <w:rFonts w:asciiTheme="minorHAnsi" w:eastAsia="Calibri" w:hAnsiTheme="minorHAnsi" w:cs="Calibri"/>
+          <w:lang w:val="en-US"/>
+        </w:rPr>
+        <w:t>blockchain</w:t>
+      </w:r>
+      <w:proofErr w:type="spellEnd"/>
+      <w:r>
+        <w:rPr>
+          <w:rFonts w:asciiTheme="minorHAnsi" w:eastAsia="Calibri" w:hAnsiTheme="minorHAnsi" w:cs="Calibri"/>
+          <w:lang w:val="en-US"/>
+        </w:rPr>
+        <w:t xml:space="preserve">. This non-profit consortium was presented today simultaneously in the cities of Madrid, Barcelona, Bilbao, Valencia and Malaga. It will develop the </w:t>
       </w:r>
       <w:proofErr w:type="spellStart"/>
       <w:r>
@@ -188,8 +254,6 @@
         </w:rPr>
         <w:t xml:space="preserve"> Ledger Technology (DTL)</w:t>
       </w:r>
-      <w:bookmarkStart w:id="0" w:name="_GoBack"/>
-      <w:bookmarkEnd w:id="0"/>
       <w:r>
         <w:rPr>
           <w:rFonts w:asciiTheme="minorHAnsi" w:eastAsia="Calibri" w:hAnsiTheme="minorHAnsi" w:cs="Calibri"/>
@@ -222,54 +286,86 @@
         </w:rPr>
         <w:t xml:space="preserve">The </w:t>
       </w:r>
-      <w:r>
-        <w:fldChar w:fldCharType="begin"/>
-      </w:r>
-      <w:r>
-        <w:rPr>
-          <w:lang w:val="en-US"/>
-        </w:rPr>
-        <w:instrText xml:space="preserve"> HYPERLINK "https://alastria.io/" </w:instrText>
-      </w:r>
-      <w:r>
-        <w:fldChar w:fldCharType="separate"/>
-      </w:r>
-      <w:r>
-        <w:rPr>
-          <w:rStyle w:val="Hipervnculo"/>
+      <w:hyperlink r:id="rId8" w:history="1">
+        <w:proofErr w:type="spellStart"/>
+        <w:r>
+          <w:rPr>
+            <w:rStyle w:val="Hipervnculo"/>
+            <w:rFonts w:asciiTheme="minorHAnsi" w:eastAsia="Calibri" w:hAnsiTheme="minorHAnsi" w:cs="Calibri"/>
+            <w:lang w:val="en-US"/>
+          </w:rPr>
+          <w:t>Alastria</w:t>
+        </w:r>
+        <w:proofErr w:type="spellEnd"/>
+      </w:hyperlink>
+      <w:r>
+        <w:rPr>
+          <w:rFonts w:asciiTheme="minorHAnsi" w:eastAsia="Calibri" w:hAnsiTheme="minorHAnsi" w:cs="Calibri"/>
+          <w:lang w:val="en-US"/>
+        </w:rPr>
+        <w:t xml:space="preserve"> consortium </w:t>
+      </w:r>
+      <w:r>
+        <w:rPr>
+          <w:rFonts w:asciiTheme="minorHAnsi" w:eastAsia="Calibri" w:hAnsiTheme="minorHAnsi" w:cs="Calibri"/>
+          <w:lang w:val="en-US"/>
+        </w:rPr>
+        <w:t>has been</w:t>
+      </w:r>
+      <w:r>
+        <w:rPr>
+          <w:rFonts w:asciiTheme="minorHAnsi" w:eastAsia="Calibri" w:hAnsiTheme="minorHAnsi" w:cs="Calibri"/>
+          <w:lang w:val="en-US"/>
+        </w:rPr>
+        <w:t xml:space="preserve"> created to accelerate the creation of digital ecosystems by providing a common collaborative platform: </w:t>
+      </w:r>
+      <w:proofErr w:type="gramStart"/>
+      <w:r>
+        <w:rPr>
+          <w:rFonts w:asciiTheme="minorHAnsi" w:eastAsia="Calibri" w:hAnsiTheme="minorHAnsi" w:cs="Calibri"/>
+          <w:lang w:val="en-US"/>
+        </w:rPr>
+        <w:t>the</w:t>
+      </w:r>
+      <w:proofErr w:type="gramEnd"/>
+      <w:r>
+        <w:rPr>
+          <w:rFonts w:asciiTheme="minorHAnsi" w:eastAsia="Calibri" w:hAnsiTheme="minorHAnsi" w:cs="Calibri"/>
+          <w:lang w:val="en-US"/>
+        </w:rPr>
+        <w:t xml:space="preserve"> </w:t>
+      </w:r>
+      <w:proofErr w:type="spellStart"/>
+      <w:r>
+        <w:rPr>
           <w:rFonts w:asciiTheme="minorHAnsi" w:eastAsia="Calibri" w:hAnsiTheme="minorHAnsi" w:cs="Calibri"/>
           <w:lang w:val="en-US"/>
         </w:rPr>
         <w:t>Alastria</w:t>
       </w:r>
-      <w:r>
-        <w:rPr>
-          <w:rStyle w:val="Hipervnculo"/>
-          <w:rFonts w:asciiTheme="minorHAnsi" w:eastAsia="Calibri" w:hAnsiTheme="minorHAnsi" w:cs="Calibri"/>
-          <w:lang w:val="en-US"/>
-        </w:rPr>
-        <w:fldChar w:fldCharType="end"/>
-      </w:r>
-      <w:r>
-        <w:rPr>
-          <w:rFonts w:asciiTheme="minorHAnsi" w:eastAsia="Calibri" w:hAnsiTheme="minorHAnsi" w:cs="Calibri"/>
-          <w:lang w:val="en-US"/>
-        </w:rPr>
-        <w:t xml:space="preserve"> consortium </w:t>
-      </w:r>
-      <w:r>
-        <w:rPr>
-          <w:rFonts w:asciiTheme="minorHAnsi" w:eastAsia="Calibri" w:hAnsiTheme="minorHAnsi" w:cs="Calibri"/>
-          <w:lang w:val="en-US"/>
-        </w:rPr>
-        <w:t>has been</w:t>
-      </w:r>
-      <w:r>
-        <w:rPr>
-          <w:rFonts w:asciiTheme="minorHAnsi" w:eastAsia="Calibri" w:hAnsiTheme="minorHAnsi" w:cs="Calibri"/>
-          <w:lang w:val="en-US"/>
-        </w:rPr>
-        <w:t xml:space="preserve"> created to accelerate the creation of digital ecosystems by providing a common collaborative platform: the Alastria network. Since its very creation, the consortium has been made up of about 70 of the largest companies and institutions in different sectors (*full list of Alastria partners</w:t>
+      <w:proofErr w:type="spellEnd"/>
+      <w:r>
+        <w:rPr>
+          <w:rFonts w:asciiTheme="minorHAnsi" w:eastAsia="Calibri" w:hAnsiTheme="minorHAnsi" w:cs="Calibri"/>
+          <w:lang w:val="en-US"/>
+        </w:rPr>
+        <w:t xml:space="preserve"> network. Since its very creation, the consortium has been made up of about 70 of the largest companies and institutions in different sectors (*full list of </w:t>
+      </w:r>
+      <w:proofErr w:type="spellStart"/>
+      <w:r>
+        <w:rPr>
+          <w:rFonts w:asciiTheme="minorHAnsi" w:eastAsia="Calibri" w:hAnsiTheme="minorHAnsi" w:cs="Calibri"/>
+          <w:lang w:val="en-US"/>
+        </w:rPr>
+        <w:t>Alastria</w:t>
+      </w:r>
+      <w:proofErr w:type="spellEnd"/>
+      <w:r>
+        <w:rPr>
+          <w:rFonts w:asciiTheme="minorHAnsi" w:eastAsia="Calibri" w:hAnsiTheme="minorHAnsi" w:cs="Calibri"/>
+          <w:lang w:val="en-US"/>
+        </w:rPr>
+        <w:t xml:space="preserve"> partners</w:t>
       </w:r>
       <w:r>
         <w:rPr>
@@ -322,7 +418,39 @@
           <w:rFonts w:asciiTheme="minorHAnsi" w:eastAsia="Calibri" w:hAnsiTheme="minorHAnsi" w:cs="Calibri"/>
           <w:lang w:val="en-US"/>
         </w:rPr>
-        <w:t xml:space="preserve"> professionals such as notaries and lawyers who will ensure the security and veracity of information through the identification of natural and legal persons. Not in vain, the digital ID will be the main focus of Alastria in its beginnings through the standard of Digital Identity "ID Alastria", which will allow citizens to have control over their personal information in a transparent way following the guidelines set by the European Union.</w:t>
+        <w:t xml:space="preserve"> professionals such as notaries and lawyers who will ensure the security and veracity of information through the identification of natural and legal persons. Not in vain, the digital ID will be the main focus of </w:t>
+      </w:r>
+      <w:proofErr w:type="spellStart"/>
+      <w:r>
+        <w:rPr>
+          <w:rFonts w:asciiTheme="minorHAnsi" w:eastAsia="Calibri" w:hAnsiTheme="minorHAnsi" w:cs="Calibri"/>
+          <w:lang w:val="en-US"/>
+        </w:rPr>
+        <w:t>Alastria</w:t>
+      </w:r>
+      <w:proofErr w:type="spellEnd"/>
+      <w:r>
+        <w:rPr>
+          <w:rFonts w:asciiTheme="minorHAnsi" w:eastAsia="Calibri" w:hAnsiTheme="minorHAnsi" w:cs="Calibri"/>
+          <w:lang w:val="en-US"/>
+        </w:rPr>
+        <w:t xml:space="preserve"> in its beginnings through the standard of Digital Identity "ID </w:t>
+      </w:r>
+      <w:proofErr w:type="spellStart"/>
+      <w:r>
+        <w:rPr>
+          <w:rFonts w:asciiTheme="minorHAnsi" w:eastAsia="Calibri" w:hAnsiTheme="minorHAnsi" w:cs="Calibri"/>
+          <w:lang w:val="en-US"/>
+        </w:rPr>
+        <w:t>Alastria</w:t>
+      </w:r>
+      <w:proofErr w:type="spellEnd"/>
+      <w:r>
+        <w:rPr>
+          <w:rFonts w:asciiTheme="minorHAnsi" w:eastAsia="Calibri" w:hAnsiTheme="minorHAnsi" w:cs="Calibri"/>
+          <w:lang w:val="en-US"/>
+        </w:rPr>
+        <w:t>", which will allow citizens to have control over their personal information in a transparent way following the guidelines set by the European Union.</w:t>
       </w:r>
     </w:p>
     <w:p>
@@ -342,6 +470,7 @@
           <w:lang w:val="en-US"/>
         </w:rPr>
       </w:pPr>
+      <w:proofErr w:type="spellStart"/>
       <w:r>
         <w:rPr>
           <w:rFonts w:asciiTheme="minorHAnsi" w:eastAsia="Calibri" w:hAnsiTheme="minorHAnsi" w:cs="Calibri"/>
@@ -361,7 +490,15 @@
           <w:rFonts w:asciiTheme="minorHAnsi" w:eastAsia="Calibri" w:hAnsiTheme="minorHAnsi" w:cs="Calibri"/>
           <w:lang w:val="en-US"/>
         </w:rPr>
-        <w:t>tria is an open platform for more companies, startups, SMEs, large corporations, universities and other actors from all sectors in Spain to join. Those interested in joining can access furthe</w:t>
+        <w:t>tria</w:t>
+      </w:r>
+      <w:proofErr w:type="spellEnd"/>
+      <w:r>
+        <w:rPr>
+          <w:rFonts w:asciiTheme="minorHAnsi" w:eastAsia="Calibri" w:hAnsiTheme="minorHAnsi" w:cs="Calibri"/>
+          <w:lang w:val="en-US"/>
+        </w:rPr>
+        <w:t xml:space="preserve"> is an open platform for more companies, startups, SMEs, large corporations, universities and other actors from all sectors in Spain to join. Those interested in joining can access furthe</w:t>
       </w:r>
       <w:r>
         <w:rPr>
@@ -400,7 +537,23 @@
           <w:rFonts w:asciiTheme="minorHAnsi" w:eastAsia="Calibri" w:hAnsiTheme="minorHAnsi" w:cs="Calibri"/>
           <w:lang w:val="en-US"/>
         </w:rPr>
-        <w:t xml:space="preserve">The Alastria network will provide a shared platform on which the various participants, and in particular large companies, will be able to create digital representations of the assets with which they work in their usual economic activity, also known as "tokens". With these "tokens" it is possible to develop new products and innovative cutting services, in addition to being able to develop current processes faster, safer and more efficiently. In this way, the network accelerates the digital transformation of current processes and enables a new paradigm of collaborative and </w:t>
+        <w:t xml:space="preserve">The </w:t>
+      </w:r>
+      <w:proofErr w:type="spellStart"/>
+      <w:r>
+        <w:rPr>
+          <w:rFonts w:asciiTheme="minorHAnsi" w:eastAsia="Calibri" w:hAnsiTheme="minorHAnsi" w:cs="Calibri"/>
+          <w:lang w:val="en-US"/>
+        </w:rPr>
+        <w:t>Alastria</w:t>
+      </w:r>
+      <w:proofErr w:type="spellEnd"/>
+      <w:r>
+        <w:rPr>
+          <w:rFonts w:asciiTheme="minorHAnsi" w:eastAsia="Calibri" w:hAnsiTheme="minorHAnsi" w:cs="Calibri"/>
+          <w:lang w:val="en-US"/>
+        </w:rPr>
+        <w:t xml:space="preserve"> network will provide a shared platform on which the various participants, and in particular large companies, will be able to create digital representations of the assets with which they work in their usual economic activity, also known as "tokens". With these "tokens" it is possible to develop new products and innovative cutting services, in addition to being able to develop current processes faster, safer and more efficiently. In this way, the network accelerates the digital transformation of current processes and enables a new paradigm of collaborative and </w:t>
       </w:r>
       <w:proofErr w:type="spellStart"/>
       <w:r>
@@ -458,7 +611,39 @@
           <w:lang w:val="en-US"/>
         </w:rPr>
         <w:lastRenderedPageBreak/>
-        <w:t>interest in collaborating with the consortium. In this sense, Alastria has requested the opening of collaboration channels to identify cases of use in public agencies and monitor those services that are in the process of study and analysis. To promote awareness and adoption of the network, Alastria is organizing training sessions for the Administration.</w:t>
+        <w:t xml:space="preserve">interest in collaborating with the consortium. In this sense, </w:t>
+      </w:r>
+      <w:proofErr w:type="spellStart"/>
+      <w:r>
+        <w:rPr>
+          <w:rFonts w:asciiTheme="minorHAnsi" w:eastAsia="Calibri" w:hAnsiTheme="minorHAnsi" w:cs="Calibri"/>
+          <w:lang w:val="en-US"/>
+        </w:rPr>
+        <w:t>Alastria</w:t>
+      </w:r>
+      <w:proofErr w:type="spellEnd"/>
+      <w:r>
+        <w:rPr>
+          <w:rFonts w:asciiTheme="minorHAnsi" w:eastAsia="Calibri" w:hAnsiTheme="minorHAnsi" w:cs="Calibri"/>
+          <w:lang w:val="en-US"/>
+        </w:rPr>
+        <w:t xml:space="preserve"> has requested the opening of collaboration channels to identify cases of use in public agencies and monitor those services that are in the process of study and analysis. To promote awareness and adoption of the network, </w:t>
+      </w:r>
+      <w:proofErr w:type="spellStart"/>
+      <w:r>
+        <w:rPr>
+          <w:rFonts w:asciiTheme="minorHAnsi" w:eastAsia="Calibri" w:hAnsiTheme="minorHAnsi" w:cs="Calibri"/>
+          <w:lang w:val="en-US"/>
+        </w:rPr>
+        <w:t>Alastria</w:t>
+      </w:r>
+      <w:proofErr w:type="spellEnd"/>
+      <w:r>
+        <w:rPr>
+          <w:rFonts w:asciiTheme="minorHAnsi" w:eastAsia="Calibri" w:hAnsiTheme="minorHAnsi" w:cs="Calibri"/>
+          <w:lang w:val="en-US"/>
+        </w:rPr>
+        <w:t xml:space="preserve"> is organizing training sessions for the Administration.</w:t>
       </w:r>
     </w:p>
     <w:p>
@@ -483,7 +668,23 @@
           <w:rFonts w:asciiTheme="minorHAnsi" w:eastAsia="Calibri" w:hAnsiTheme="minorHAnsi" w:cs="Calibri"/>
           <w:lang w:val="en-US"/>
         </w:rPr>
-        <w:t>Furthermore, the development of the platform will not remain in the growth of its number of partners, but in the own development of the technology, which will be open. In this way, the Alastria consortium will make resources and contacts available to the community so that the ecosystem can grow and expand its potential benefits to more companies and users.</w:t>
+        <w:t xml:space="preserve">Furthermore, the development of the platform will not remain in the growth of its number of partners, but in the own development of the technology, which will be open. In this way, the </w:t>
+      </w:r>
+      <w:proofErr w:type="spellStart"/>
+      <w:r>
+        <w:rPr>
+          <w:rFonts w:asciiTheme="minorHAnsi" w:eastAsia="Calibri" w:hAnsiTheme="minorHAnsi" w:cs="Calibri"/>
+          <w:lang w:val="en-US"/>
+        </w:rPr>
+        <w:t>Alastria</w:t>
+      </w:r>
+      <w:proofErr w:type="spellEnd"/>
+      <w:r>
+        <w:rPr>
+          <w:rFonts w:asciiTheme="minorHAnsi" w:eastAsia="Calibri" w:hAnsiTheme="minorHAnsi" w:cs="Calibri"/>
+          <w:lang w:val="en-US"/>
+        </w:rPr>
+        <w:t xml:space="preserve"> consortium will make resources and contacts available to the community so that the ecosystem can grow and expand its potential benefits to more companies and users.</w:t>
       </w:r>
     </w:p>
     <w:p>
@@ -565,7 +766,39 @@
           <w:rFonts w:asciiTheme="minorHAnsi" w:eastAsia="Calibri" w:hAnsiTheme="minorHAnsi" w:cs="Calibri"/>
           <w:lang w:val="en-US"/>
         </w:rPr>
-        <w:t>Julio Faura, president of Alastria, said:</w:t>
+        <w:t xml:space="preserve">Julio </w:t>
+      </w:r>
+      <w:proofErr w:type="spellStart"/>
+      <w:r>
+        <w:rPr>
+          <w:rFonts w:asciiTheme="minorHAnsi" w:eastAsia="Calibri" w:hAnsiTheme="minorHAnsi" w:cs="Calibri"/>
+          <w:lang w:val="en-US"/>
+        </w:rPr>
+        <w:t>Faura</w:t>
+      </w:r>
+      <w:proofErr w:type="spellEnd"/>
+      <w:r>
+        <w:rPr>
+          <w:rFonts w:asciiTheme="minorHAnsi" w:eastAsia="Calibri" w:hAnsiTheme="minorHAnsi" w:cs="Calibri"/>
+          <w:lang w:val="en-US"/>
+        </w:rPr>
+        <w:t xml:space="preserve">, president of </w:t>
+      </w:r>
+      <w:proofErr w:type="spellStart"/>
+      <w:r>
+        <w:rPr>
+          <w:rFonts w:asciiTheme="minorHAnsi" w:eastAsia="Calibri" w:hAnsiTheme="minorHAnsi" w:cs="Calibri"/>
+          <w:lang w:val="en-US"/>
+        </w:rPr>
+        <w:t>Alastria</w:t>
+      </w:r>
+      <w:proofErr w:type="spellEnd"/>
+      <w:r>
+        <w:rPr>
+          <w:rFonts w:asciiTheme="minorHAnsi" w:eastAsia="Calibri" w:hAnsiTheme="minorHAnsi" w:cs="Calibri"/>
+          <w:lang w:val="en-US"/>
+        </w:rPr>
+        <w:t>, said:</w:t>
       </w:r>
       <w:r>
         <w:rPr>
@@ -639,7 +872,23 @@
           <w:rFonts w:asciiTheme="minorHAnsi" w:eastAsia="Calibri" w:hAnsiTheme="minorHAnsi" w:cs="Calibri"/>
           <w:lang w:val="en-US"/>
         </w:rPr>
-        <w:t xml:space="preserve">Alex Puig, </w:t>
+        <w:t xml:space="preserve">Alex </w:t>
+      </w:r>
+      <w:proofErr w:type="spellStart"/>
+      <w:r>
+        <w:rPr>
+          <w:rFonts w:asciiTheme="minorHAnsi" w:eastAsia="Calibri" w:hAnsiTheme="minorHAnsi" w:cs="Calibri"/>
+          <w:lang w:val="en-US"/>
+        </w:rPr>
+        <w:t>Puig</w:t>
+      </w:r>
+      <w:proofErr w:type="spellEnd"/>
+      <w:r>
+        <w:rPr>
+          <w:rFonts w:asciiTheme="minorHAnsi" w:eastAsia="Calibri" w:hAnsiTheme="minorHAnsi" w:cs="Calibri"/>
+          <w:lang w:val="en-US"/>
+        </w:rPr>
+        <w:t xml:space="preserve">, </w:t>
       </w:r>
       <w:proofErr w:type="spellStart"/>
       <w:r>
@@ -669,7 +918,23 @@
           <w:rFonts w:asciiTheme="minorHAnsi" w:eastAsia="Calibri" w:hAnsiTheme="minorHAnsi" w:cs="Calibri"/>
           <w:lang w:val="en-US"/>
         </w:rPr>
-        <w:t>"Blockchain has the potential to become the biggest breakthrough in history in the way we share any digital element, whether it's a document, a service, a show ticket or money. In this regard, he stressed that the birth of the Consortium was necessary because "the Internet is being reinvented so that we can share and do business in a verified and secure way, but it is necessary to have a standard that allows all industries and the developer commun</w:t>
+        <w:t>"</w:t>
+      </w:r>
+      <w:proofErr w:type="spellStart"/>
+      <w:r>
+        <w:rPr>
+          <w:rFonts w:asciiTheme="minorHAnsi" w:eastAsia="Calibri" w:hAnsiTheme="minorHAnsi" w:cs="Calibri"/>
+          <w:lang w:val="en-US"/>
+        </w:rPr>
+        <w:t>Blockchain</w:t>
+      </w:r>
+      <w:proofErr w:type="spellEnd"/>
+      <w:r>
+        <w:rPr>
+          <w:rFonts w:asciiTheme="minorHAnsi" w:eastAsia="Calibri" w:hAnsiTheme="minorHAnsi" w:cs="Calibri"/>
+          <w:lang w:val="en-US"/>
+        </w:rPr>
+        <w:t xml:space="preserve"> has the potential to become the biggest breakthrough in history in the way we share any digital element, whether it's a document, a service, a show ticket or money. In this regard, he stressed that the birth of the Consortium was necessary because "the Internet is being reinvented so that we can share and do business in a verified and secure way, but it is necessary to have a standard that allows all industries and the developer commun</w:t>
       </w:r>
       <w:r>
         <w:rPr>
@@ -708,7 +973,29 @@
           <w:szCs w:val="32"/>
           <w:lang w:val="en-US"/>
         </w:rPr>
-        <w:t>What is blockchain?</w:t>
+        <w:t xml:space="preserve">What is </w:t>
+      </w:r>
+      <w:proofErr w:type="spellStart"/>
+      <w:r>
+        <w:rPr>
+          <w:rFonts w:asciiTheme="minorHAnsi" w:eastAsia="Calibri" w:hAnsiTheme="minorHAnsi" w:cs="Calibri"/>
+          <w:b/>
+          <w:sz w:val="32"/>
+          <w:szCs w:val="32"/>
+          <w:lang w:val="en-US"/>
+        </w:rPr>
+        <w:t>blockchain</w:t>
+      </w:r>
+      <w:proofErr w:type="spellEnd"/>
+      <w:r>
+        <w:rPr>
+          <w:rFonts w:asciiTheme="minorHAnsi" w:eastAsia="Calibri" w:hAnsiTheme="minorHAnsi" w:cs="Calibri"/>
+          <w:b/>
+          <w:sz w:val="32"/>
+          <w:szCs w:val="32"/>
+          <w:lang w:val="en-US"/>
+        </w:rPr>
+        <w:t>?</w:t>
       </w:r>
     </w:p>
     <w:p>
@@ -731,7 +1018,23 @@
           <w:rFonts w:asciiTheme="minorHAnsi" w:eastAsia="Calibri" w:hAnsiTheme="minorHAnsi" w:cs="Calibri"/>
           <w:lang w:val="en-US"/>
         </w:rPr>
-        <w:t xml:space="preserve">The blockchain technology, born in 2009, represents an evolution </w:t>
+        <w:t xml:space="preserve">The </w:t>
+      </w:r>
+      <w:proofErr w:type="spellStart"/>
+      <w:r>
+        <w:rPr>
+          <w:rFonts w:asciiTheme="minorHAnsi" w:eastAsia="Calibri" w:hAnsiTheme="minorHAnsi" w:cs="Calibri"/>
+          <w:lang w:val="en-US"/>
+        </w:rPr>
+        <w:t>blockchain</w:t>
+      </w:r>
+      <w:proofErr w:type="spellEnd"/>
+      <w:r>
+        <w:rPr>
+          <w:rFonts w:asciiTheme="minorHAnsi" w:eastAsia="Calibri" w:hAnsiTheme="minorHAnsi" w:cs="Calibri"/>
+          <w:lang w:val="en-US"/>
+        </w:rPr>
+        <w:t xml:space="preserve"> technology, born in 2009, represents an evolution </w:t>
       </w:r>
       <w:r>
         <w:rPr>
@@ -745,23 +1048,7 @@
           <w:rFonts w:asciiTheme="minorHAnsi" w:eastAsia="Calibri" w:hAnsiTheme="minorHAnsi" w:cs="Calibri"/>
           <w:lang w:val="en-US"/>
         </w:rPr>
-        <w:t xml:space="preserve"> network communications as they are known today. The Internet and the </w:t>
-      </w:r>
-      <w:proofErr w:type="gramStart"/>
-      <w:r>
-        <w:rPr>
-          <w:rFonts w:asciiTheme="minorHAnsi" w:eastAsia="Calibri" w:hAnsiTheme="minorHAnsi" w:cs="Calibri"/>
-          <w:lang w:val="en-US"/>
-        </w:rPr>
-        <w:t>world wide web</w:t>
-      </w:r>
-      <w:proofErr w:type="gramEnd"/>
-      <w:r>
-        <w:rPr>
-          <w:rFonts w:asciiTheme="minorHAnsi" w:eastAsia="Calibri" w:hAnsiTheme="minorHAnsi" w:cs="Calibri"/>
-          <w:lang w:val="en-US"/>
-        </w:rPr>
-        <w:t xml:space="preserve"> have been transforming our lives for decades. Information has never been so accessible and instantaneous. However, the system is not perfect and the network currently suffers from unreliability of data, security shortages and lack of verification of those involved in the communication. </w:t>
+        <w:t xml:space="preserve"> network communications as they are known today. The Internet and the world wide web have been transforming our lives for decades. Information has never been so accessible and instantaneous. However, the system is not perfect and the network currently suffers from unreliability of data, security shortages and lack of verification of those involved in the communication. </w:t>
       </w:r>
     </w:p>
     <w:p>
@@ -779,12 +1066,21 @@
           <w:lang w:val="en-US"/>
         </w:rPr>
       </w:pPr>
-      <w:r>
-        <w:rPr>
-          <w:rFonts w:asciiTheme="minorHAnsi" w:eastAsia="Calibri" w:hAnsiTheme="minorHAnsi" w:cs="Calibri"/>
-          <w:lang w:val="en-US"/>
-        </w:rPr>
-        <w:t xml:space="preserve">Blockchain or </w:t>
+      <w:proofErr w:type="spellStart"/>
+      <w:r>
+        <w:rPr>
+          <w:rFonts w:asciiTheme="minorHAnsi" w:eastAsia="Calibri" w:hAnsiTheme="minorHAnsi" w:cs="Calibri"/>
+          <w:lang w:val="en-US"/>
+        </w:rPr>
+        <w:t>Blockchain</w:t>
+      </w:r>
+      <w:proofErr w:type="spellEnd"/>
+      <w:r>
+        <w:rPr>
+          <w:rFonts w:asciiTheme="minorHAnsi" w:eastAsia="Calibri" w:hAnsiTheme="minorHAnsi" w:cs="Calibri"/>
+          <w:lang w:val="en-US"/>
+        </w:rPr>
+        <w:t xml:space="preserve"> or </w:t>
       </w:r>
       <w:proofErr w:type="spellStart"/>
       <w:r>
@@ -861,7 +1157,55 @@
           <w:rFonts w:asciiTheme="minorHAnsi" w:eastAsia="Calibri" w:hAnsiTheme="minorHAnsi" w:cs="Calibri"/>
           <w:lang w:val="en-US"/>
         </w:rPr>
-        <w:t>Specifically, the Alastria network, a semi-public blockchain, is made up of nodes - computers hosted by several participants - and provides shared accounting recording services. In this way, the partners of this network will be able to develop services and products within Alastria with total confidence and security. The fact that each member's digital identity is certified and guaranteed allows them to use smart contract technology (smart contracts) on which they can offer services and exploit applications in a cross-sectional environment and with full legal guarantees in Spain.</w:t>
+        <w:t xml:space="preserve">Specifically, the </w:t>
+      </w:r>
+      <w:proofErr w:type="spellStart"/>
+      <w:r>
+        <w:rPr>
+          <w:rFonts w:asciiTheme="minorHAnsi" w:eastAsia="Calibri" w:hAnsiTheme="minorHAnsi" w:cs="Calibri"/>
+          <w:lang w:val="en-US"/>
+        </w:rPr>
+        <w:t>Alastria</w:t>
+      </w:r>
+      <w:proofErr w:type="spellEnd"/>
+      <w:r>
+        <w:rPr>
+          <w:rFonts w:asciiTheme="minorHAnsi" w:eastAsia="Calibri" w:hAnsiTheme="minorHAnsi" w:cs="Calibri"/>
+          <w:lang w:val="en-US"/>
+        </w:rPr>
+        <w:t xml:space="preserve"> network, a semi-public </w:t>
+      </w:r>
+      <w:proofErr w:type="spellStart"/>
+      <w:r>
+        <w:rPr>
+          <w:rFonts w:asciiTheme="minorHAnsi" w:eastAsia="Calibri" w:hAnsiTheme="minorHAnsi" w:cs="Calibri"/>
+          <w:lang w:val="en-US"/>
+        </w:rPr>
+        <w:t>blockchain</w:t>
+      </w:r>
+      <w:proofErr w:type="spellEnd"/>
+      <w:r>
+        <w:rPr>
+          <w:rFonts w:asciiTheme="minorHAnsi" w:eastAsia="Calibri" w:hAnsiTheme="minorHAnsi" w:cs="Calibri"/>
+          <w:lang w:val="en-US"/>
+        </w:rPr>
+        <w:t xml:space="preserve">, is made up of nodes - computers hosted by several participants - and provides shared accounting recording services. In this way, the partners of this network will be able to develop services and products within </w:t>
+      </w:r>
+      <w:proofErr w:type="spellStart"/>
+      <w:r>
+        <w:rPr>
+          <w:rFonts w:asciiTheme="minorHAnsi" w:eastAsia="Calibri" w:hAnsiTheme="minorHAnsi" w:cs="Calibri"/>
+          <w:lang w:val="en-US"/>
+        </w:rPr>
+        <w:t>Alastria</w:t>
+      </w:r>
+      <w:proofErr w:type="spellEnd"/>
+      <w:r>
+        <w:rPr>
+          <w:rFonts w:asciiTheme="minorHAnsi" w:eastAsia="Calibri" w:hAnsiTheme="minorHAnsi" w:cs="Calibri"/>
+          <w:lang w:val="en-US"/>
+        </w:rPr>
+        <w:t xml:space="preserve"> with total confidence and security. The fact that each member's digital identity is certified and guaranteed allows them to use smart contract technology (smart contracts) on which they can offer services and exploit applications in a cross-sectional environment and with full legal guarantees in Spain.</w:t>
       </w:r>
     </w:p>
     <w:p>
@@ -895,8 +1239,9 @@
           <w:sz w:val="28"/>
           <w:lang w:val="en-US"/>
         </w:rPr>
-        <w:t xml:space="preserve">All Alastria </w:t>
-      </w:r>
+        <w:t xml:space="preserve">All </w:t>
+      </w:r>
+      <w:proofErr w:type="spellStart"/>
       <w:r>
         <w:rPr>
           <w:rFonts w:asciiTheme="minorHAnsi" w:eastAsia="Calibri" w:hAnsiTheme="minorHAnsi" w:cs="Calibri"/>
@@ -904,8 +1249,9 @@
           <w:sz w:val="28"/>
           <w:lang w:val="en-US"/>
         </w:rPr>
-        <w:t>members (provisional)</w:t>
-      </w:r>
+        <w:t>Alastria</w:t>
+      </w:r>
+      <w:proofErr w:type="spellEnd"/>
       <w:r>
         <w:rPr>
           <w:rFonts w:asciiTheme="minorHAnsi" w:eastAsia="Calibri" w:hAnsiTheme="minorHAnsi" w:cs="Calibri"/>
@@ -913,6 +1259,24 @@
           <w:sz w:val="28"/>
           <w:lang w:val="en-US"/>
         </w:rPr>
+        <w:t xml:space="preserve"> </w:t>
+      </w:r>
+      <w:r>
+        <w:rPr>
+          <w:rFonts w:asciiTheme="minorHAnsi" w:eastAsia="Calibri" w:hAnsiTheme="minorHAnsi" w:cs="Calibri"/>
+          <w:b/>
+          <w:sz w:val="28"/>
+          <w:lang w:val="en-US"/>
+        </w:rPr>
+        <w:t>members (provisional)</w:t>
+      </w:r>
+      <w:r>
+        <w:rPr>
+          <w:rFonts w:asciiTheme="minorHAnsi" w:eastAsia="Calibri" w:hAnsiTheme="minorHAnsi" w:cs="Calibri"/>
+          <w:b/>
+          <w:sz w:val="28"/>
+          <w:lang w:val="en-US"/>
+        </w:rPr>
         <w:t>:</w:t>
       </w:r>
     </w:p>
@@ -922,7 +1286,6 @@
           <w:rFonts w:asciiTheme="minorHAnsi" w:eastAsia="Calibri" w:hAnsiTheme="minorHAnsi" w:cs="Calibri"/>
           <w:b/>
           <w:sz w:val="28"/>
-          <w:lang w:val="en-US"/>
         </w:rPr>
       </w:pPr>
     </w:p>
@@ -932,24 +1295,41 @@
           <w:rFonts w:asciiTheme="minorHAnsi" w:eastAsia="Calibri" w:hAnsiTheme="minorHAnsi" w:cs="Calibri"/>
           <w:b/>
           <w:sz w:val="28"/>
-          <w:lang w:val="en-US"/>
-        </w:rPr>
-      </w:pPr>
+        </w:rPr>
+      </w:pPr>
+      <w:proofErr w:type="spellStart"/>
       <w:r>
         <w:rPr>
           <w:rFonts w:asciiTheme="minorHAnsi" w:eastAsia="Calibri" w:hAnsiTheme="minorHAnsi" w:cs="Calibri"/>
           <w:b/>
           <w:sz w:val="28"/>
-          <w:lang w:val="en-US"/>
-        </w:rPr>
-        <w:t>Executive board</w:t>
-      </w:r>
+        </w:rPr>
+        <w:t>Executive</w:t>
+      </w:r>
+      <w:proofErr w:type="spellEnd"/>
+      <w:r>
+        <w:rPr>
+          <w:rFonts w:asciiTheme="minorHAnsi" w:eastAsia="Calibri" w:hAnsiTheme="minorHAnsi" w:cs="Calibri"/>
+          <w:b/>
+          <w:sz w:val="28"/>
+        </w:rPr>
+        <w:t xml:space="preserve"> </w:t>
+      </w:r>
+      <w:proofErr w:type="spellStart"/>
+      <w:r>
+        <w:rPr>
+          <w:rFonts w:asciiTheme="minorHAnsi" w:eastAsia="Calibri" w:hAnsiTheme="minorHAnsi" w:cs="Calibri"/>
+          <w:b/>
+          <w:sz w:val="28"/>
+        </w:rPr>
+        <w:t>board</w:t>
+      </w:r>
+      <w:proofErr w:type="spellEnd"/>
     </w:p>
     <w:p>
       <w:pPr>
         <w:rPr>
           <w:rFonts w:asciiTheme="minorHAnsi" w:eastAsia="Calibri" w:hAnsiTheme="minorHAnsi" w:cs="Calibri"/>
-          <w:lang w:val="en-US"/>
         </w:rPr>
       </w:pPr>
     </w:p>
@@ -1002,26 +1382,28 @@
               <w:rPr>
                 <w:rFonts w:eastAsia="Calibri" w:cs="Calibri"/>
               </w:rPr>
-              <w:t>Julio Faura</w:t>
-            </w:r>
-            <w:r>
-              <w:rPr>
-                <w:rFonts w:eastAsia="Calibri" w:cs="Calibri"/>
-              </w:rPr>
-              <w:t xml:space="preserve">, </w:t>
-            </w:r>
-            <w:r>
-              <w:rPr>
-                <w:rFonts w:eastAsia="Calibri" w:cs="Calibri"/>
-              </w:rPr>
-              <w:t xml:space="preserve">Banco Santander, </w:t>
-            </w:r>
-            <w:proofErr w:type="spellStart"/>
-            <w:r>
-              <w:rPr>
-                <w:rFonts w:eastAsia="Calibri" w:cs="Calibri"/>
-              </w:rPr>
-              <w:t>president</w:t>
+              <w:t xml:space="preserve">Julio </w:t>
+            </w:r>
+            <w:proofErr w:type="spellStart"/>
+            <w:r>
+              <w:rPr>
+                <w:rFonts w:eastAsia="Calibri" w:cs="Calibri"/>
+              </w:rPr>
+              <w:t>Faura</w:t>
+            </w:r>
+            <w:proofErr w:type="spellEnd"/>
+            <w:r>
+              <w:rPr>
+                <w:rFonts w:eastAsia="Calibri" w:cs="Calibri"/>
+              </w:rPr>
+              <w:t xml:space="preserve"> (Banco Santander), </w:t>
+            </w:r>
+            <w:proofErr w:type="spellStart"/>
+            <w:r>
+              <w:rPr>
+                <w:rFonts w:eastAsia="Calibri" w:cs="Calibri"/>
+              </w:rPr>
+              <w:t>Chairman</w:t>
             </w:r>
             <w:proofErr w:type="spellEnd"/>
           </w:p>
@@ -1040,6 +1422,116 @@
               <w:rPr>
                 <w:rFonts w:eastAsia="Calibri" w:cs="Calibri"/>
               </w:rPr>
+              <w:t xml:space="preserve">María </w:t>
+            </w:r>
+            <w:proofErr w:type="spellStart"/>
+            <w:r>
+              <w:rPr>
+                <w:rFonts w:eastAsia="Calibri" w:cs="Calibri"/>
+              </w:rPr>
+              <w:t>Parga</w:t>
+            </w:r>
+            <w:proofErr w:type="spellEnd"/>
+            <w:r>
+              <w:rPr>
+                <w:rFonts w:eastAsia="Calibri" w:cs="Calibri"/>
+              </w:rPr>
+              <w:t xml:space="preserve"> </w:t>
+            </w:r>
+            <w:r>
+              <w:rPr>
+                <w:rFonts w:eastAsia="Calibri" w:cs="Calibri"/>
+              </w:rPr>
+              <w:t>(</w:t>
+            </w:r>
+            <w:r>
+              <w:rPr>
+                <w:rFonts w:eastAsia="Calibri" w:cs="Calibri"/>
+              </w:rPr>
+              <w:t>BME</w:t>
+            </w:r>
+            <w:r>
+              <w:rPr>
+                <w:rFonts w:eastAsia="Calibri" w:cs="Calibri"/>
+              </w:rPr>
+              <w:t xml:space="preserve">), </w:t>
+            </w:r>
+            <w:proofErr w:type="spellStart"/>
+            <w:r>
+              <w:rPr>
+                <w:rFonts w:eastAsia="Calibri" w:cs="Calibri"/>
+              </w:rPr>
+              <w:t>vicepresident</w:t>
+            </w:r>
+            <w:proofErr w:type="spellEnd"/>
+            <w:r>
+              <w:rPr>
+                <w:rFonts w:eastAsia="Calibri" w:cs="Calibri"/>
+              </w:rPr>
+              <w:t xml:space="preserve"> </w:t>
+            </w:r>
+          </w:p>
+          <w:p>
+            <w:pPr>
+              <w:pStyle w:val="Prrafodelista"/>
+              <w:numPr>
+                <w:ilvl w:val="0"/>
+                <w:numId w:val="4"/>
+              </w:numPr>
+              <w:rPr>
+                <w:rFonts w:eastAsia="Calibri" w:cs="Calibri"/>
+              </w:rPr>
+            </w:pPr>
+            <w:r>
+              <w:rPr>
+                <w:rFonts w:eastAsia="Calibri" w:cs="Calibri"/>
+              </w:rPr>
+              <w:t xml:space="preserve">Montserrat </w:t>
+            </w:r>
+            <w:proofErr w:type="spellStart"/>
+            <w:r>
+              <w:rPr>
+                <w:rFonts w:eastAsia="Calibri" w:cs="Calibri"/>
+              </w:rPr>
+              <w:t>Guàrdia</w:t>
+            </w:r>
+            <w:proofErr w:type="spellEnd"/>
+            <w:r>
+              <w:rPr>
+                <w:rFonts w:eastAsia="Calibri" w:cs="Calibri"/>
+              </w:rPr>
+              <w:t xml:space="preserve"> (</w:t>
+            </w:r>
+            <w:r>
+              <w:rPr>
+                <w:rFonts w:eastAsia="Calibri" w:cs="Calibri"/>
+              </w:rPr>
+              <w:t>Banco Sabadell</w:t>
+            </w:r>
+            <w:r>
+              <w:rPr>
+                <w:rFonts w:eastAsia="Calibri" w:cs="Calibri"/>
+              </w:rPr>
+              <w:t>), vicepresident</w:t>
+            </w:r>
+            <w:bookmarkStart w:id="0" w:name="_GoBack"/>
+            <w:bookmarkEnd w:id="0"/>
+          </w:p>
+          <w:p>
+            <w:pPr>
+              <w:pStyle w:val="Prrafodelista"/>
+              <w:numPr>
+                <w:ilvl w:val="0"/>
+                <w:numId w:val="4"/>
+              </w:numPr>
+              <w:rPr>
+                <w:rFonts w:eastAsia="Calibri" w:cs="Calibri"/>
+              </w:rPr>
+            </w:pPr>
+            <w:r>
+              <w:rPr>
+                <w:rFonts w:eastAsia="Calibri" w:cs="Calibri"/>
+              </w:rPr>
               <w:t>Nuria Ávalos, Repsol</w:t>
             </w:r>
           </w:p>
@@ -1058,8 +1550,16 @@
               <w:rPr>
                 <w:rFonts w:eastAsia="Calibri" w:cs="Calibri"/>
               </w:rPr>
-              <w:t>Xavier Fox, Roca Junyent</w:t>
-            </w:r>
+              <w:t xml:space="preserve">Xavier Fox, Roca </w:t>
+            </w:r>
+            <w:proofErr w:type="spellStart"/>
+            <w:r>
+              <w:rPr>
+                <w:rFonts w:eastAsia="Calibri" w:cs="Calibri"/>
+              </w:rPr>
+              <w:t>Junyent</w:t>
+            </w:r>
+            <w:proofErr w:type="spellEnd"/>
           </w:p>
           <w:p>
             <w:pPr>
@@ -1076,7 +1576,7 @@
               <w:rPr>
                 <w:rFonts w:eastAsia="Calibri" w:cs="Calibri"/>
               </w:rPr>
-              <w:t xml:space="preserve">María Parga, BME </w:t>
+              <w:t>Javier Ibáñez, Comillas ICAI-ICADE</w:t>
             </w:r>
           </w:p>
           <w:p>
@@ -1094,26 +1594,16 @@
               <w:rPr>
                 <w:rFonts w:eastAsia="Calibri" w:cs="Calibri"/>
               </w:rPr>
-              <w:t>Javier Ibáñez, Comillas ICAI-ICADE</w:t>
-            </w:r>
-          </w:p>
-          <w:p>
-            <w:pPr>
-              <w:pStyle w:val="Prrafodelista"/>
-              <w:numPr>
-                <w:ilvl w:val="0"/>
-                <w:numId w:val="4"/>
-              </w:numPr>
-              <w:rPr>
-                <w:rFonts w:eastAsia="Calibri" w:cs="Calibri"/>
-              </w:rPr>
-            </w:pPr>
-            <w:r>
-              <w:rPr>
-                <w:rFonts w:eastAsia="Calibri" w:cs="Calibri"/>
-              </w:rPr>
-              <w:t>Roberto Fernández, Everis</w:t>
-            </w:r>
+              <w:t xml:space="preserve">Roberto Fernández, </w:t>
+            </w:r>
+            <w:proofErr w:type="spellStart"/>
+            <w:r>
+              <w:rPr>
+                <w:rFonts w:eastAsia="Calibri" w:cs="Calibri"/>
+              </w:rPr>
+              <w:t>Everis</w:t>
+            </w:r>
+            <w:proofErr w:type="spellEnd"/>
           </w:p>
         </w:tc>
         <w:tc>
@@ -1135,21 +1625,7 @@
               <w:rPr>
                 <w:rFonts w:eastAsia="Calibri" w:cs="Calibri"/>
               </w:rPr>
-              <w:t xml:space="preserve">Montserrat </w:t>
-            </w:r>
-            <w:proofErr w:type="spellStart"/>
-            <w:r>
-              <w:rPr>
-                <w:rFonts w:eastAsia="Calibri" w:cs="Calibri"/>
-              </w:rPr>
-              <w:t>Guàrdia</w:t>
-            </w:r>
-            <w:proofErr w:type="spellEnd"/>
-            <w:r>
-              <w:rPr>
-                <w:rFonts w:eastAsia="Calibri" w:cs="Calibri"/>
-              </w:rPr>
-              <w:t>, Banco Sabadell</w:t>
+              <w:t>Sandra Alfonso, Endesa</w:t>
             </w:r>
           </w:p>
           <w:p>
@@ -1167,8 +1643,30 @@
               <w:rPr>
                 <w:rFonts w:eastAsia="Calibri" w:cs="Calibri"/>
               </w:rPr>
-              <w:t>Sandra Alfonso, Endesa</w:t>
-            </w:r>
+              <w:t xml:space="preserve">Luis Pastor, </w:t>
+            </w:r>
+            <w:proofErr w:type="spellStart"/>
+            <w:r>
+              <w:rPr>
+                <w:rFonts w:eastAsia="Calibri" w:cs="Calibri"/>
+              </w:rPr>
+              <w:t>Grant</w:t>
+            </w:r>
+            <w:proofErr w:type="spellEnd"/>
+            <w:r>
+              <w:rPr>
+                <w:rFonts w:eastAsia="Calibri" w:cs="Calibri"/>
+              </w:rPr>
+              <w:t xml:space="preserve"> </w:t>
+            </w:r>
+            <w:proofErr w:type="spellStart"/>
+            <w:r>
+              <w:rPr>
+                <w:rFonts w:eastAsia="Calibri" w:cs="Calibri"/>
+              </w:rPr>
+              <w:t>Thronton</w:t>
+            </w:r>
+            <w:proofErr w:type="spellEnd"/>
           </w:p>
           <w:p>
             <w:pPr>
@@ -1185,16 +1683,22 @@
               <w:rPr>
                 <w:rFonts w:eastAsia="Calibri" w:cs="Calibri"/>
               </w:rPr>
-              <w:t xml:space="preserve">Luis Pastor, Grant </w:t>
-            </w:r>
-            <w:proofErr w:type="spellStart"/>
-            <w:r>
-              <w:rPr>
-                <w:rFonts w:eastAsia="Calibri" w:cs="Calibri"/>
-              </w:rPr>
-              <w:t>Thronton</w:t>
-            </w:r>
-            <w:proofErr w:type="spellEnd"/>
+              <w:t xml:space="preserve">Carlos </w:t>
+            </w:r>
+            <w:proofErr w:type="spellStart"/>
+            <w:r>
+              <w:rPr>
+                <w:rFonts w:eastAsia="Calibri" w:cs="Calibri"/>
+              </w:rPr>
+              <w:t>Kuchkovsky</w:t>
+            </w:r>
+            <w:proofErr w:type="spellEnd"/>
+            <w:r>
+              <w:rPr>
+                <w:rFonts w:eastAsia="Calibri" w:cs="Calibri"/>
+              </w:rPr>
+              <w:t>, BBVA</w:t>
+            </w:r>
           </w:p>
           <w:p>
             <w:pPr>
@@ -1211,7 +1715,21 @@
               <w:rPr>
                 <w:rFonts w:eastAsia="Calibri" w:cs="Calibri"/>
               </w:rPr>
-              <w:t>Carlos Kuchkovsky, BBVA</w:t>
+              <w:t xml:space="preserve">José María </w:t>
+            </w:r>
+            <w:proofErr w:type="spellStart"/>
+            <w:r>
+              <w:rPr>
+                <w:rFonts w:eastAsia="Calibri" w:cs="Calibri"/>
+              </w:rPr>
+              <w:t>Boixeda</w:t>
+            </w:r>
+            <w:proofErr w:type="spellEnd"/>
+            <w:r>
+              <w:rPr>
+                <w:rFonts w:eastAsia="Calibri" w:cs="Calibri"/>
+              </w:rPr>
+              <w:t>, Gas Natural Fenosa</w:t>
             </w:r>
           </w:p>
           <w:p>
@@ -1225,12 +1743,42 @@
                 <w:rFonts w:eastAsia="Calibri" w:cs="Calibri"/>
               </w:rPr>
             </w:pPr>
-            <w:r>
-              <w:rPr>
-                <w:rFonts w:eastAsia="Calibri" w:cs="Calibri"/>
-              </w:rPr>
-              <w:t>José María Boixeda, Gas Natural Fenosa</w:t>
-            </w:r>
+            <w:proofErr w:type="spellStart"/>
+            <w:r>
+              <w:rPr>
+                <w:rFonts w:eastAsia="Calibri" w:cs="Calibri"/>
+              </w:rPr>
+              <w:t>Moises</w:t>
+            </w:r>
+            <w:proofErr w:type="spellEnd"/>
+            <w:r>
+              <w:rPr>
+                <w:rFonts w:eastAsia="Calibri" w:cs="Calibri"/>
+              </w:rPr>
+              <w:t xml:space="preserve"> Menéndez, Observatorio </w:t>
+            </w:r>
+            <w:proofErr w:type="spellStart"/>
+            <w:r>
+              <w:rPr>
+                <w:rFonts w:eastAsia="Calibri" w:cs="Calibri"/>
+              </w:rPr>
+              <w:t>Fintech</w:t>
+            </w:r>
+            <w:proofErr w:type="spellEnd"/>
+            <w:r>
+              <w:rPr>
+                <w:rFonts w:eastAsia="Calibri" w:cs="Calibri"/>
+              </w:rPr>
+              <w:t xml:space="preserve"> ICADE-</w:t>
+            </w:r>
+            <w:proofErr w:type="spellStart"/>
+            <w:r>
+              <w:rPr>
+                <w:rFonts w:eastAsia="Calibri" w:cs="Calibri"/>
+              </w:rPr>
+              <w:t>Everis</w:t>
+            </w:r>
+            <w:proofErr w:type="spellEnd"/>
           </w:p>
           <w:p>
             <w:pPr>
@@ -1247,26 +1795,16 @@
               <w:rPr>
                 <w:rFonts w:eastAsia="Calibri" w:cs="Calibri"/>
               </w:rPr>
-              <w:t>Moises Menéndez, Observatorio Fintech ICADE-Everis</w:t>
-            </w:r>
-          </w:p>
-          <w:p>
-            <w:pPr>
-              <w:pStyle w:val="Prrafodelista"/>
-              <w:numPr>
-                <w:ilvl w:val="0"/>
-                <w:numId w:val="4"/>
-              </w:numPr>
-              <w:rPr>
-                <w:rFonts w:eastAsia="Calibri" w:cs="Calibri"/>
-              </w:rPr>
-            </w:pPr>
-            <w:r>
-              <w:rPr>
-                <w:rFonts w:eastAsia="Calibri" w:cs="Calibri"/>
-              </w:rPr>
-              <w:t>José Ramón Morales, Garrigues</w:t>
-            </w:r>
+              <w:t xml:space="preserve">José Ramón Morales, </w:t>
+            </w:r>
+            <w:proofErr w:type="spellStart"/>
+            <w:r>
+              <w:rPr>
+                <w:rFonts w:eastAsia="Calibri" w:cs="Calibri"/>
+              </w:rPr>
+              <w:t>Garrigues</w:t>
+            </w:r>
+            <w:proofErr w:type="spellEnd"/>
           </w:p>
         </w:tc>
       </w:tr>
@@ -1285,13 +1823,23 @@
           <w:b/>
         </w:rPr>
       </w:pPr>
+      <w:proofErr w:type="spellStart"/>
       <w:r>
         <w:rPr>
           <w:rFonts w:asciiTheme="minorHAnsi" w:eastAsia="Calibri" w:hAnsiTheme="minorHAnsi" w:cs="Calibri"/>
           <w:b/>
           <w:sz w:val="28"/>
         </w:rPr>
-        <w:t xml:space="preserve">Partners </w:t>
+        <w:t>Partners</w:t>
+      </w:r>
+      <w:proofErr w:type="spellEnd"/>
+      <w:r>
+        <w:rPr>
+          <w:rFonts w:asciiTheme="minorHAnsi" w:eastAsia="Calibri" w:hAnsiTheme="minorHAnsi" w:cs="Calibri"/>
+          <w:b/>
+          <w:sz w:val="28"/>
+        </w:rPr>
+        <w:t xml:space="preserve"> </w:t>
       </w:r>
     </w:p>
     <w:p>
@@ -1575,6 +2123,7 @@
                 <w:rFonts w:eastAsia="Calibri" w:cs="Calibri"/>
               </w:rPr>
             </w:pPr>
+            <w:proofErr w:type="spellStart"/>
             <w:r>
               <w:rPr>
                 <w:rFonts w:eastAsia="Calibri" w:cs="Calibri"/>
@@ -1582,6 +2131,7 @@
               <w:lastRenderedPageBreak/>
               <w:t>Bankia</w:t>
             </w:r>
+            <w:proofErr w:type="spellEnd"/>
           </w:p>
           <w:p>
             <w:pPr>
@@ -1632,29 +2182,45 @@
                 <w:rFonts w:eastAsia="Calibri" w:cs="Calibri"/>
               </w:rPr>
             </w:pPr>
-            <w:r>
-              <w:rPr>
-                <w:rFonts w:eastAsia="Calibri" w:cs="Calibri"/>
-              </w:rPr>
-              <w:t>Blockchain España</w:t>
-            </w:r>
-          </w:p>
-          <w:p>
-            <w:pPr>
-              <w:pStyle w:val="Prrafodelista"/>
-              <w:numPr>
-                <w:ilvl w:val="0"/>
-                <w:numId w:val="3"/>
-              </w:numPr>
-              <w:rPr>
-                <w:rFonts w:eastAsia="Calibri" w:cs="Calibri"/>
-              </w:rPr>
-            </w:pPr>
-            <w:r>
-              <w:rPr>
-                <w:rFonts w:eastAsia="Calibri" w:cs="Calibri"/>
-              </w:rPr>
-              <w:t xml:space="preserve">Blockchain </w:t>
+            <w:proofErr w:type="spellStart"/>
+            <w:r>
+              <w:rPr>
+                <w:rFonts w:eastAsia="Calibri" w:cs="Calibri"/>
+              </w:rPr>
+              <w:t>Blockchain</w:t>
+            </w:r>
+            <w:proofErr w:type="spellEnd"/>
+            <w:r>
+              <w:rPr>
+                <w:rFonts w:eastAsia="Calibri" w:cs="Calibri"/>
+              </w:rPr>
+              <w:t xml:space="preserve"> España</w:t>
+            </w:r>
+          </w:p>
+          <w:p>
+            <w:pPr>
+              <w:pStyle w:val="Prrafodelista"/>
+              <w:numPr>
+                <w:ilvl w:val="0"/>
+                <w:numId w:val="3"/>
+              </w:numPr>
+              <w:rPr>
+                <w:rFonts w:eastAsia="Calibri" w:cs="Calibri"/>
+              </w:rPr>
+            </w:pPr>
+            <w:proofErr w:type="spellStart"/>
+            <w:r>
+              <w:rPr>
+                <w:rFonts w:eastAsia="Calibri" w:cs="Calibri"/>
+              </w:rPr>
+              <w:t>Blockchain</w:t>
+            </w:r>
+            <w:proofErr w:type="spellEnd"/>
+            <w:r>
+              <w:rPr>
+                <w:rFonts w:eastAsia="Calibri" w:cs="Calibri"/>
+              </w:rPr>
+              <w:t xml:space="preserve"> </w:t>
             </w:r>
             <w:proofErr w:type="spellStart"/>
             <w:r>
@@ -1712,12 +2278,14 @@
                 <w:rFonts w:eastAsia="Calibri" w:cs="Calibri"/>
               </w:rPr>
             </w:pPr>
+            <w:proofErr w:type="spellStart"/>
             <w:r>
               <w:rPr>
                 <w:rFonts w:eastAsia="Calibri" w:cs="Calibri"/>
               </w:rPr>
               <w:t>CaixaBank</w:t>
             </w:r>
+            <w:proofErr w:type="spellEnd"/>
           </w:p>
           <w:p>
             <w:pPr>
@@ -1748,12 +2316,14 @@
                 <w:rFonts w:eastAsia="Calibri" w:cs="Calibri"/>
               </w:rPr>
             </w:pPr>
+            <w:proofErr w:type="spellStart"/>
             <w:r>
               <w:rPr>
                 <w:rFonts w:eastAsia="Calibri" w:cs="Calibri"/>
               </w:rPr>
               <w:t>Cajamar</w:t>
             </w:r>
+            <w:proofErr w:type="spellEnd"/>
           </w:p>
           <w:p>
             <w:pPr>
@@ -1897,12 +2467,14 @@
                 <w:rFonts w:eastAsia="Calibri" w:cs="Calibri"/>
               </w:rPr>
             </w:pPr>
+            <w:proofErr w:type="spellStart"/>
             <w:r>
               <w:rPr>
                 <w:rFonts w:eastAsia="Calibri" w:cs="Calibri"/>
               </w:rPr>
               <w:t>Cuatrecasas</w:t>
             </w:r>
+            <w:proofErr w:type="spellEnd"/>
           </w:p>
           <w:p>
             <w:pPr>
@@ -2022,12 +2594,14 @@
                 <w:rFonts w:eastAsia="Calibri" w:cs="Calibri"/>
               </w:rPr>
             </w:pPr>
+            <w:proofErr w:type="spellStart"/>
             <w:r>
               <w:rPr>
                 <w:rFonts w:eastAsia="Calibri" w:cs="Calibri"/>
               </w:rPr>
               <w:t>Ejaso</w:t>
             </w:r>
+            <w:proofErr w:type="spellEnd"/>
           </w:p>
           <w:p>
             <w:pPr>
@@ -2092,12 +2666,14 @@
                 <w:rFonts w:eastAsia="Calibri" w:cs="Calibri"/>
               </w:rPr>
             </w:pPr>
+            <w:proofErr w:type="spellStart"/>
             <w:r>
               <w:rPr>
                 <w:rFonts w:eastAsia="Calibri" w:cs="Calibri"/>
               </w:rPr>
               <w:t>Everis</w:t>
             </w:r>
+            <w:proofErr w:type="spellEnd"/>
           </w:p>
           <w:p>
             <w:pPr>
@@ -2182,12 +2758,14 @@
                 <w:rFonts w:eastAsia="Calibri" w:cs="Calibri"/>
               </w:rPr>
             </w:pPr>
+            <w:proofErr w:type="spellStart"/>
             <w:r>
               <w:rPr>
                 <w:rFonts w:eastAsia="Calibri" w:cs="Calibri"/>
               </w:rPr>
               <w:t>Garrigues</w:t>
             </w:r>
+            <w:proofErr w:type="spellEnd"/>
           </w:p>
           <w:p>
             <w:pPr>
@@ -2244,12 +2822,28 @@
                 <w:rFonts w:eastAsia="Calibri" w:cs="Calibri"/>
               </w:rPr>
             </w:pPr>
-            <w:r>
-              <w:rPr>
-                <w:rFonts w:eastAsia="Calibri" w:cs="Calibri"/>
-              </w:rPr>
-              <w:t>Grant Thornton</w:t>
-            </w:r>
+            <w:proofErr w:type="spellStart"/>
+            <w:r>
+              <w:rPr>
+                <w:rFonts w:eastAsia="Calibri" w:cs="Calibri"/>
+              </w:rPr>
+              <w:t>Grant</w:t>
+            </w:r>
+            <w:proofErr w:type="spellEnd"/>
+            <w:r>
+              <w:rPr>
+                <w:rFonts w:eastAsia="Calibri" w:cs="Calibri"/>
+              </w:rPr>
+              <w:t xml:space="preserve"> </w:t>
+            </w:r>
+            <w:proofErr w:type="spellStart"/>
+            <w:r>
+              <w:rPr>
+                <w:rFonts w:eastAsia="Calibri" w:cs="Calibri"/>
+              </w:rPr>
+              <w:t>Thornton</w:t>
+            </w:r>
+            <w:proofErr w:type="spellEnd"/>
           </w:p>
           <w:p>
             <w:pPr>
@@ -2405,12 +2999,14 @@
                 <w:rFonts w:eastAsia="Calibri" w:cs="Calibri"/>
               </w:rPr>
             </w:pPr>
+            <w:proofErr w:type="spellStart"/>
             <w:r>
               <w:rPr>
                 <w:rFonts w:eastAsia="Calibri" w:cs="Calibri"/>
               </w:rPr>
               <w:t>Inversis</w:t>
             </w:r>
+            <w:proofErr w:type="spellEnd"/>
           </w:p>
           <w:p>
             <w:pPr>
@@ -2546,12 +3142,14 @@
                 <w:rFonts w:eastAsia="Calibri" w:cs="Calibri"/>
               </w:rPr>
             </w:pPr>
+            <w:proofErr w:type="spellStart"/>
             <w:r>
               <w:rPr>
                 <w:rFonts w:eastAsia="Calibri" w:cs="Calibri"/>
               </w:rPr>
               <w:t>MásMóvil</w:t>
             </w:r>
+            <w:proofErr w:type="spellEnd"/>
           </w:p>
           <w:p>
             <w:pPr>
@@ -2604,30 +3202,40 @@
                 <w:rFonts w:eastAsia="Calibri" w:cs="Calibri"/>
               </w:rPr>
             </w:pPr>
+            <w:proofErr w:type="spellStart"/>
             <w:r>
               <w:rPr>
                 <w:rFonts w:eastAsia="Calibri" w:cs="Calibri"/>
               </w:rPr>
               <w:t>Notarnet</w:t>
             </w:r>
-          </w:p>
-          <w:p>
-            <w:pPr>
-              <w:pStyle w:val="Prrafodelista"/>
-              <w:numPr>
-                <w:ilvl w:val="0"/>
-                <w:numId w:val="3"/>
-              </w:numPr>
-              <w:rPr>
-                <w:rFonts w:eastAsia="Calibri" w:cs="Calibri"/>
-              </w:rPr>
-            </w:pPr>
-            <w:r>
-              <w:rPr>
-                <w:rFonts w:eastAsia="Calibri" w:cs="Calibri"/>
-              </w:rPr>
-              <w:t>Observatorio Blockchain</w:t>
-            </w:r>
+            <w:proofErr w:type="spellEnd"/>
+          </w:p>
+          <w:p>
+            <w:pPr>
+              <w:pStyle w:val="Prrafodelista"/>
+              <w:numPr>
+                <w:ilvl w:val="0"/>
+                <w:numId w:val="3"/>
+              </w:numPr>
+              <w:rPr>
+                <w:rFonts w:eastAsia="Calibri" w:cs="Calibri"/>
+              </w:rPr>
+            </w:pPr>
+            <w:r>
+              <w:rPr>
+                <w:rFonts w:eastAsia="Calibri" w:cs="Calibri"/>
+              </w:rPr>
+              <w:t xml:space="preserve">Observatorio </w:t>
+            </w:r>
+            <w:proofErr w:type="spellStart"/>
+            <w:r>
+              <w:rPr>
+                <w:rFonts w:eastAsia="Calibri" w:cs="Calibri"/>
+              </w:rPr>
+              <w:t>Blockchain</w:t>
+            </w:r>
+            <w:proofErr w:type="spellEnd"/>
           </w:p>
           <w:p>
             <w:pPr>
@@ -2670,8 +3278,16 @@
               <w:rPr>
                 <w:rFonts w:eastAsia="Calibri" w:cs="Calibri"/>
               </w:rPr>
-              <w:t xml:space="preserve"> Group</w:t>
-            </w:r>
+              <w:t xml:space="preserve"> </w:t>
+            </w:r>
+            <w:proofErr w:type="spellStart"/>
+            <w:r>
+              <w:rPr>
+                <w:rFonts w:eastAsia="Calibri" w:cs="Calibri"/>
+              </w:rPr>
+              <w:t>Group</w:t>
+            </w:r>
+            <w:proofErr w:type="spellEnd"/>
           </w:p>
           <w:p>
             <w:pPr>
@@ -2759,8 +3375,16 @@
                 <w:rFonts w:eastAsia="Calibri" w:cs="Calibri"/>
               </w:rPr>
               <w:lastRenderedPageBreak/>
-              <w:t>Roca Junyent</w:t>
-            </w:r>
+              <w:t xml:space="preserve">Roca </w:t>
+            </w:r>
+            <w:proofErr w:type="spellStart"/>
+            <w:r>
+              <w:rPr>
+                <w:rFonts w:eastAsia="Calibri" w:cs="Calibri"/>
+              </w:rPr>
+              <w:t>Junyent</w:t>
+            </w:r>
+            <w:proofErr w:type="spellEnd"/>
           </w:p>
           <w:p>
             <w:pPr>
@@ -2827,30 +3451,34 @@
                 <w:rFonts w:eastAsia="Calibri" w:cs="Calibri"/>
               </w:rPr>
             </w:pPr>
+            <w:proofErr w:type="spellStart"/>
             <w:r>
               <w:rPr>
                 <w:rFonts w:eastAsia="Calibri" w:cs="Calibri"/>
               </w:rPr>
               <w:t>Scytl</w:t>
             </w:r>
-          </w:p>
-          <w:p>
-            <w:pPr>
-              <w:pStyle w:val="Prrafodelista"/>
-              <w:numPr>
-                <w:ilvl w:val="0"/>
-                <w:numId w:val="3"/>
-              </w:numPr>
-              <w:rPr>
-                <w:rFonts w:eastAsia="Calibri" w:cs="Calibri"/>
-              </w:rPr>
-            </w:pPr>
+            <w:proofErr w:type="spellEnd"/>
+          </w:p>
+          <w:p>
+            <w:pPr>
+              <w:pStyle w:val="Prrafodelista"/>
+              <w:numPr>
+                <w:ilvl w:val="0"/>
+                <w:numId w:val="3"/>
+              </w:numPr>
+              <w:rPr>
+                <w:rFonts w:eastAsia="Calibri" w:cs="Calibri"/>
+              </w:rPr>
+            </w:pPr>
+            <w:proofErr w:type="spellStart"/>
             <w:r>
               <w:rPr>
                 <w:rFonts w:eastAsia="Calibri" w:cs="Calibri"/>
               </w:rPr>
               <w:t>Simon</w:t>
             </w:r>
+            <w:proofErr w:type="spellEnd"/>
           </w:p>
           <w:p>
             <w:pPr>
@@ -2900,8 +3528,16 @@
                 <w:rFonts w:eastAsia="Calibri" w:cs="Calibri"/>
               </w:rPr>
               <w:lastRenderedPageBreak/>
-              <w:t>Machine Learning</w:t>
-            </w:r>
+              <w:t xml:space="preserve">Machine </w:t>
+            </w:r>
+            <w:proofErr w:type="spellStart"/>
+            <w:r>
+              <w:rPr>
+                <w:rFonts w:eastAsia="Calibri" w:cs="Calibri"/>
+              </w:rPr>
+              <w:t>Learning</w:t>
+            </w:r>
+            <w:proofErr w:type="spellEnd"/>
           </w:p>
           <w:p>
             <w:pPr>
@@ -3116,12 +3752,14 @@
                 <w:rFonts w:eastAsia="Calibri" w:cs="Calibri"/>
               </w:rPr>
             </w:pPr>
+            <w:proofErr w:type="spellStart"/>
             <w:r>
               <w:rPr>
                 <w:rFonts w:eastAsia="Calibri" w:cs="Calibri"/>
               </w:rPr>
               <w:t>Worldline</w:t>
             </w:r>
+            <w:proofErr w:type="spellEnd"/>
           </w:p>
           <w:p>
             <w:pPr>
@@ -3188,8 +3826,19 @@
           <w:sz w:val="21"/>
           <w:szCs w:val="21"/>
         </w:rPr>
-        <w:t xml:space="preserve"> Alastria</w:t>
-      </w:r>
+        <w:t xml:space="preserve"> </w:t>
+      </w:r>
+      <w:proofErr w:type="spellStart"/>
+      <w:r>
+        <w:rPr>
+          <w:rFonts w:asciiTheme="minorHAnsi" w:eastAsia="Calibri" w:hAnsiTheme="minorHAnsi" w:cs="Calibri"/>
+          <w:b/>
+          <w:sz w:val="21"/>
+          <w:szCs w:val="21"/>
+        </w:rPr>
+        <w:t>Alastria</w:t>
+      </w:r>
+      <w:proofErr w:type="spellEnd"/>
     </w:p>
     <w:p>
       <w:pPr>
@@ -3201,7 +3850,7 @@
           <w:u w:val="single"/>
         </w:rPr>
       </w:pPr>
-      <w:hyperlink r:id="rId8" w:history="1">
+      <w:hyperlink r:id="rId9" w:history="1">
         <w:r>
           <w:rPr>
             <w:rStyle w:val="Hipervnculo"/>
@@ -3228,17 +3877,997 @@
           <w:rFonts w:asciiTheme="minorHAnsi" w:eastAsia="Calibri" w:hAnsiTheme="minorHAnsi" w:cs="Calibri"/>
           <w:sz w:val="21"/>
           <w:szCs w:val="21"/>
-          <w:lang w:val="en-US"/>
-        </w:rPr>
-      </w:pPr>
-      <w:r>
-        <w:rPr>
-          <w:rFonts w:asciiTheme="minorHAnsi" w:eastAsia="Calibri" w:hAnsiTheme="minorHAnsi" w:cs="Calibri"/>
-          <w:sz w:val="21"/>
-          <w:szCs w:val="21"/>
-          <w:lang w:val="en-US"/>
-        </w:rPr>
-        <w:t>The Alastria consortium was created in 2017 to create a regulated blockchain platform in Spain (Red Alastria) to create an ecosystem that allows basic services to be validated and applications to be exploited in a transversal environment with full legal guarantees in Spain. Some 70 of the largest companies and institutions in industries such as banking, energy, telecommunications and other sectors are part of this non-profit network, which is also open to developers. It is open to many more companies, be they large, small and medium-sized enterprises or startups.</w:t>
+        </w:rPr>
+      </w:pPr>
+      <w:proofErr w:type="spellStart"/>
+      <w:r>
+        <w:rPr>
+          <w:rFonts w:asciiTheme="minorHAnsi" w:eastAsia="Calibri" w:hAnsiTheme="minorHAnsi" w:cs="Calibri"/>
+          <w:sz w:val="21"/>
+          <w:szCs w:val="21"/>
+        </w:rPr>
+        <w:t>The</w:t>
+      </w:r>
+      <w:proofErr w:type="spellEnd"/>
+      <w:r>
+        <w:rPr>
+          <w:rFonts w:asciiTheme="minorHAnsi" w:eastAsia="Calibri" w:hAnsiTheme="minorHAnsi" w:cs="Calibri"/>
+          <w:sz w:val="21"/>
+          <w:szCs w:val="21"/>
+        </w:rPr>
+        <w:t xml:space="preserve"> </w:t>
+      </w:r>
+      <w:proofErr w:type="spellStart"/>
+      <w:r>
+        <w:rPr>
+          <w:rFonts w:asciiTheme="minorHAnsi" w:eastAsia="Calibri" w:hAnsiTheme="minorHAnsi" w:cs="Calibri"/>
+          <w:sz w:val="21"/>
+          <w:szCs w:val="21"/>
+        </w:rPr>
+        <w:t>Alastria</w:t>
+      </w:r>
+      <w:proofErr w:type="spellEnd"/>
+      <w:r>
+        <w:rPr>
+          <w:rFonts w:asciiTheme="minorHAnsi" w:eastAsia="Calibri" w:hAnsiTheme="minorHAnsi" w:cs="Calibri"/>
+          <w:sz w:val="21"/>
+          <w:szCs w:val="21"/>
+        </w:rPr>
+        <w:t xml:space="preserve"> </w:t>
+      </w:r>
+      <w:proofErr w:type="spellStart"/>
+      <w:r>
+        <w:rPr>
+          <w:rFonts w:asciiTheme="minorHAnsi" w:eastAsia="Calibri" w:hAnsiTheme="minorHAnsi" w:cs="Calibri"/>
+          <w:sz w:val="21"/>
+          <w:szCs w:val="21"/>
+        </w:rPr>
+        <w:t>consortium</w:t>
+      </w:r>
+      <w:proofErr w:type="spellEnd"/>
+      <w:r>
+        <w:rPr>
+          <w:rFonts w:asciiTheme="minorHAnsi" w:eastAsia="Calibri" w:hAnsiTheme="minorHAnsi" w:cs="Calibri"/>
+          <w:sz w:val="21"/>
+          <w:szCs w:val="21"/>
+        </w:rPr>
+        <w:t xml:space="preserve"> </w:t>
+      </w:r>
+      <w:proofErr w:type="spellStart"/>
+      <w:r>
+        <w:rPr>
+          <w:rFonts w:asciiTheme="minorHAnsi" w:eastAsia="Calibri" w:hAnsiTheme="minorHAnsi" w:cs="Calibri"/>
+          <w:sz w:val="21"/>
+          <w:szCs w:val="21"/>
+        </w:rPr>
+        <w:t>was</w:t>
+      </w:r>
+      <w:proofErr w:type="spellEnd"/>
+      <w:r>
+        <w:rPr>
+          <w:rFonts w:asciiTheme="minorHAnsi" w:eastAsia="Calibri" w:hAnsiTheme="minorHAnsi" w:cs="Calibri"/>
+          <w:sz w:val="21"/>
+          <w:szCs w:val="21"/>
+        </w:rPr>
+        <w:t xml:space="preserve"> </w:t>
+      </w:r>
+      <w:proofErr w:type="spellStart"/>
+      <w:r>
+        <w:rPr>
+          <w:rFonts w:asciiTheme="minorHAnsi" w:eastAsia="Calibri" w:hAnsiTheme="minorHAnsi" w:cs="Calibri"/>
+          <w:sz w:val="21"/>
+          <w:szCs w:val="21"/>
+        </w:rPr>
+        <w:t>created</w:t>
+      </w:r>
+      <w:proofErr w:type="spellEnd"/>
+      <w:r>
+        <w:rPr>
+          <w:rFonts w:asciiTheme="minorHAnsi" w:eastAsia="Calibri" w:hAnsiTheme="minorHAnsi" w:cs="Calibri"/>
+          <w:sz w:val="21"/>
+          <w:szCs w:val="21"/>
+        </w:rPr>
+        <w:t xml:space="preserve"> in 2017 to </w:t>
+      </w:r>
+      <w:proofErr w:type="spellStart"/>
+      <w:r>
+        <w:rPr>
+          <w:rFonts w:asciiTheme="minorHAnsi" w:eastAsia="Calibri" w:hAnsiTheme="minorHAnsi" w:cs="Calibri"/>
+          <w:sz w:val="21"/>
+          <w:szCs w:val="21"/>
+        </w:rPr>
+        <w:t>create</w:t>
+      </w:r>
+      <w:proofErr w:type="spellEnd"/>
+      <w:r>
+        <w:rPr>
+          <w:rFonts w:asciiTheme="minorHAnsi" w:eastAsia="Calibri" w:hAnsiTheme="minorHAnsi" w:cs="Calibri"/>
+          <w:sz w:val="21"/>
+          <w:szCs w:val="21"/>
+        </w:rPr>
+        <w:t xml:space="preserve"> a </w:t>
+      </w:r>
+      <w:proofErr w:type="spellStart"/>
+      <w:r>
+        <w:rPr>
+          <w:rFonts w:asciiTheme="minorHAnsi" w:eastAsia="Calibri" w:hAnsiTheme="minorHAnsi" w:cs="Calibri"/>
+          <w:sz w:val="21"/>
+          <w:szCs w:val="21"/>
+        </w:rPr>
+        <w:t>regulated</w:t>
+      </w:r>
+      <w:proofErr w:type="spellEnd"/>
+      <w:r>
+        <w:rPr>
+          <w:rFonts w:asciiTheme="minorHAnsi" w:eastAsia="Calibri" w:hAnsiTheme="minorHAnsi" w:cs="Calibri"/>
+          <w:sz w:val="21"/>
+          <w:szCs w:val="21"/>
+        </w:rPr>
+        <w:t xml:space="preserve"> </w:t>
+      </w:r>
+      <w:proofErr w:type="spellStart"/>
+      <w:r>
+        <w:rPr>
+          <w:rFonts w:asciiTheme="minorHAnsi" w:eastAsia="Calibri" w:hAnsiTheme="minorHAnsi" w:cs="Calibri"/>
+          <w:sz w:val="21"/>
+          <w:szCs w:val="21"/>
+        </w:rPr>
+        <w:t>blockchain</w:t>
+      </w:r>
+      <w:proofErr w:type="spellEnd"/>
+      <w:r>
+        <w:rPr>
+          <w:rFonts w:asciiTheme="minorHAnsi" w:eastAsia="Calibri" w:hAnsiTheme="minorHAnsi" w:cs="Calibri"/>
+          <w:sz w:val="21"/>
+          <w:szCs w:val="21"/>
+        </w:rPr>
+        <w:t xml:space="preserve"> </w:t>
+      </w:r>
+      <w:proofErr w:type="spellStart"/>
+      <w:r>
+        <w:rPr>
+          <w:rFonts w:asciiTheme="minorHAnsi" w:eastAsia="Calibri" w:hAnsiTheme="minorHAnsi" w:cs="Calibri"/>
+          <w:sz w:val="21"/>
+          <w:szCs w:val="21"/>
+        </w:rPr>
+        <w:t>platform</w:t>
+      </w:r>
+      <w:proofErr w:type="spellEnd"/>
+      <w:r>
+        <w:rPr>
+          <w:rFonts w:asciiTheme="minorHAnsi" w:eastAsia="Calibri" w:hAnsiTheme="minorHAnsi" w:cs="Calibri"/>
+          <w:sz w:val="21"/>
+          <w:szCs w:val="21"/>
+        </w:rPr>
+        <w:t xml:space="preserve"> in </w:t>
+      </w:r>
+      <w:proofErr w:type="spellStart"/>
+      <w:r>
+        <w:rPr>
+          <w:rFonts w:asciiTheme="minorHAnsi" w:eastAsia="Calibri" w:hAnsiTheme="minorHAnsi" w:cs="Calibri"/>
+          <w:sz w:val="21"/>
+          <w:szCs w:val="21"/>
+        </w:rPr>
+        <w:t>Spain</w:t>
+      </w:r>
+      <w:proofErr w:type="spellEnd"/>
+      <w:r>
+        <w:rPr>
+          <w:rFonts w:asciiTheme="minorHAnsi" w:eastAsia="Calibri" w:hAnsiTheme="minorHAnsi" w:cs="Calibri"/>
+          <w:sz w:val="21"/>
+          <w:szCs w:val="21"/>
+        </w:rPr>
+        <w:t xml:space="preserve"> (Red </w:t>
+      </w:r>
+      <w:proofErr w:type="spellStart"/>
+      <w:r>
+        <w:rPr>
+          <w:rFonts w:asciiTheme="minorHAnsi" w:eastAsia="Calibri" w:hAnsiTheme="minorHAnsi" w:cs="Calibri"/>
+          <w:sz w:val="21"/>
+          <w:szCs w:val="21"/>
+        </w:rPr>
+        <w:t>Alastria</w:t>
+      </w:r>
+      <w:proofErr w:type="spellEnd"/>
+      <w:r>
+        <w:rPr>
+          <w:rFonts w:asciiTheme="minorHAnsi" w:eastAsia="Calibri" w:hAnsiTheme="minorHAnsi" w:cs="Calibri"/>
+          <w:sz w:val="21"/>
+          <w:szCs w:val="21"/>
+        </w:rPr>
+        <w:t xml:space="preserve">) to </w:t>
+      </w:r>
+      <w:proofErr w:type="spellStart"/>
+      <w:r>
+        <w:rPr>
+          <w:rFonts w:asciiTheme="minorHAnsi" w:eastAsia="Calibri" w:hAnsiTheme="minorHAnsi" w:cs="Calibri"/>
+          <w:sz w:val="21"/>
+          <w:szCs w:val="21"/>
+        </w:rPr>
+        <w:t>create</w:t>
+      </w:r>
+      <w:proofErr w:type="spellEnd"/>
+      <w:r>
+        <w:rPr>
+          <w:rFonts w:asciiTheme="minorHAnsi" w:eastAsia="Calibri" w:hAnsiTheme="minorHAnsi" w:cs="Calibri"/>
+          <w:sz w:val="21"/>
+          <w:szCs w:val="21"/>
+        </w:rPr>
+        <w:t xml:space="preserve"> </w:t>
+      </w:r>
+      <w:proofErr w:type="spellStart"/>
+      <w:r>
+        <w:rPr>
+          <w:rFonts w:asciiTheme="minorHAnsi" w:eastAsia="Calibri" w:hAnsiTheme="minorHAnsi" w:cs="Calibri"/>
+          <w:sz w:val="21"/>
+          <w:szCs w:val="21"/>
+        </w:rPr>
+        <w:t>an</w:t>
+      </w:r>
+      <w:proofErr w:type="spellEnd"/>
+      <w:r>
+        <w:rPr>
+          <w:rFonts w:asciiTheme="minorHAnsi" w:eastAsia="Calibri" w:hAnsiTheme="minorHAnsi" w:cs="Calibri"/>
+          <w:sz w:val="21"/>
+          <w:szCs w:val="21"/>
+        </w:rPr>
+        <w:t xml:space="preserve"> </w:t>
+      </w:r>
+      <w:proofErr w:type="spellStart"/>
+      <w:r>
+        <w:rPr>
+          <w:rFonts w:asciiTheme="minorHAnsi" w:eastAsia="Calibri" w:hAnsiTheme="minorHAnsi" w:cs="Calibri"/>
+          <w:sz w:val="21"/>
+          <w:szCs w:val="21"/>
+        </w:rPr>
+        <w:t>ecosystem</w:t>
+      </w:r>
+      <w:proofErr w:type="spellEnd"/>
+      <w:r>
+        <w:rPr>
+          <w:rFonts w:asciiTheme="minorHAnsi" w:eastAsia="Calibri" w:hAnsiTheme="minorHAnsi" w:cs="Calibri"/>
+          <w:sz w:val="21"/>
+          <w:szCs w:val="21"/>
+        </w:rPr>
+        <w:t xml:space="preserve"> </w:t>
+      </w:r>
+      <w:proofErr w:type="spellStart"/>
+      <w:r>
+        <w:rPr>
+          <w:rFonts w:asciiTheme="minorHAnsi" w:eastAsia="Calibri" w:hAnsiTheme="minorHAnsi" w:cs="Calibri"/>
+          <w:sz w:val="21"/>
+          <w:szCs w:val="21"/>
+        </w:rPr>
+        <w:t>that</w:t>
+      </w:r>
+      <w:proofErr w:type="spellEnd"/>
+      <w:r>
+        <w:rPr>
+          <w:rFonts w:asciiTheme="minorHAnsi" w:eastAsia="Calibri" w:hAnsiTheme="minorHAnsi" w:cs="Calibri"/>
+          <w:sz w:val="21"/>
+          <w:szCs w:val="21"/>
+        </w:rPr>
+        <w:t xml:space="preserve"> </w:t>
+      </w:r>
+      <w:proofErr w:type="spellStart"/>
+      <w:r>
+        <w:rPr>
+          <w:rFonts w:asciiTheme="minorHAnsi" w:eastAsia="Calibri" w:hAnsiTheme="minorHAnsi" w:cs="Calibri"/>
+          <w:sz w:val="21"/>
+          <w:szCs w:val="21"/>
+        </w:rPr>
+        <w:t>allows</w:t>
+      </w:r>
+      <w:proofErr w:type="spellEnd"/>
+      <w:r>
+        <w:rPr>
+          <w:rFonts w:asciiTheme="minorHAnsi" w:eastAsia="Calibri" w:hAnsiTheme="minorHAnsi" w:cs="Calibri"/>
+          <w:sz w:val="21"/>
+          <w:szCs w:val="21"/>
+        </w:rPr>
+        <w:t xml:space="preserve"> </w:t>
+      </w:r>
+      <w:proofErr w:type="spellStart"/>
+      <w:r>
+        <w:rPr>
+          <w:rFonts w:asciiTheme="minorHAnsi" w:eastAsia="Calibri" w:hAnsiTheme="minorHAnsi" w:cs="Calibri"/>
+          <w:sz w:val="21"/>
+          <w:szCs w:val="21"/>
+        </w:rPr>
+        <w:t>basic</w:t>
+      </w:r>
+      <w:proofErr w:type="spellEnd"/>
+      <w:r>
+        <w:rPr>
+          <w:rFonts w:asciiTheme="minorHAnsi" w:eastAsia="Calibri" w:hAnsiTheme="minorHAnsi" w:cs="Calibri"/>
+          <w:sz w:val="21"/>
+          <w:szCs w:val="21"/>
+        </w:rPr>
+        <w:t xml:space="preserve"> </w:t>
+      </w:r>
+      <w:proofErr w:type="spellStart"/>
+      <w:r>
+        <w:rPr>
+          <w:rFonts w:asciiTheme="minorHAnsi" w:eastAsia="Calibri" w:hAnsiTheme="minorHAnsi" w:cs="Calibri"/>
+          <w:sz w:val="21"/>
+          <w:szCs w:val="21"/>
+        </w:rPr>
+        <w:t>services</w:t>
+      </w:r>
+      <w:proofErr w:type="spellEnd"/>
+      <w:r>
+        <w:rPr>
+          <w:rFonts w:asciiTheme="minorHAnsi" w:eastAsia="Calibri" w:hAnsiTheme="minorHAnsi" w:cs="Calibri"/>
+          <w:sz w:val="21"/>
+          <w:szCs w:val="21"/>
+        </w:rPr>
+        <w:t xml:space="preserve"> to be </w:t>
+      </w:r>
+      <w:proofErr w:type="spellStart"/>
+      <w:r>
+        <w:rPr>
+          <w:rFonts w:asciiTheme="minorHAnsi" w:eastAsia="Calibri" w:hAnsiTheme="minorHAnsi" w:cs="Calibri"/>
+          <w:sz w:val="21"/>
+          <w:szCs w:val="21"/>
+        </w:rPr>
+        <w:t>validated</w:t>
+      </w:r>
+      <w:proofErr w:type="spellEnd"/>
+      <w:r>
+        <w:rPr>
+          <w:rFonts w:asciiTheme="minorHAnsi" w:eastAsia="Calibri" w:hAnsiTheme="minorHAnsi" w:cs="Calibri"/>
+          <w:sz w:val="21"/>
+          <w:szCs w:val="21"/>
+        </w:rPr>
+        <w:t xml:space="preserve"> and </w:t>
+      </w:r>
+      <w:proofErr w:type="spellStart"/>
+      <w:r>
+        <w:rPr>
+          <w:rFonts w:asciiTheme="minorHAnsi" w:eastAsia="Calibri" w:hAnsiTheme="minorHAnsi" w:cs="Calibri"/>
+          <w:sz w:val="21"/>
+          <w:szCs w:val="21"/>
+        </w:rPr>
+        <w:t>applications</w:t>
+      </w:r>
+      <w:proofErr w:type="spellEnd"/>
+      <w:r>
+        <w:rPr>
+          <w:rFonts w:asciiTheme="minorHAnsi" w:eastAsia="Calibri" w:hAnsiTheme="minorHAnsi" w:cs="Calibri"/>
+          <w:sz w:val="21"/>
+          <w:szCs w:val="21"/>
+        </w:rPr>
+        <w:t xml:space="preserve"> to be </w:t>
+      </w:r>
+      <w:proofErr w:type="spellStart"/>
+      <w:r>
+        <w:rPr>
+          <w:rFonts w:asciiTheme="minorHAnsi" w:eastAsia="Calibri" w:hAnsiTheme="minorHAnsi" w:cs="Calibri"/>
+          <w:sz w:val="21"/>
+          <w:szCs w:val="21"/>
+        </w:rPr>
+        <w:t>exploited</w:t>
+      </w:r>
+      <w:proofErr w:type="spellEnd"/>
+      <w:r>
+        <w:rPr>
+          <w:rFonts w:asciiTheme="minorHAnsi" w:eastAsia="Calibri" w:hAnsiTheme="minorHAnsi" w:cs="Calibri"/>
+          <w:sz w:val="21"/>
+          <w:szCs w:val="21"/>
+        </w:rPr>
+        <w:t xml:space="preserve"> in a transversal </w:t>
+      </w:r>
+      <w:proofErr w:type="spellStart"/>
+      <w:r>
+        <w:rPr>
+          <w:rFonts w:asciiTheme="minorHAnsi" w:eastAsia="Calibri" w:hAnsiTheme="minorHAnsi" w:cs="Calibri"/>
+          <w:sz w:val="21"/>
+          <w:szCs w:val="21"/>
+        </w:rPr>
+        <w:t>environment</w:t>
+      </w:r>
+      <w:proofErr w:type="spellEnd"/>
+      <w:r>
+        <w:rPr>
+          <w:rFonts w:asciiTheme="minorHAnsi" w:eastAsia="Calibri" w:hAnsiTheme="minorHAnsi" w:cs="Calibri"/>
+          <w:sz w:val="21"/>
+          <w:szCs w:val="21"/>
+        </w:rPr>
+        <w:t xml:space="preserve"> </w:t>
+      </w:r>
+      <w:proofErr w:type="spellStart"/>
+      <w:r>
+        <w:rPr>
+          <w:rFonts w:asciiTheme="minorHAnsi" w:eastAsia="Calibri" w:hAnsiTheme="minorHAnsi" w:cs="Calibri"/>
+          <w:sz w:val="21"/>
+          <w:szCs w:val="21"/>
+        </w:rPr>
+        <w:t>with</w:t>
+      </w:r>
+      <w:proofErr w:type="spellEnd"/>
+      <w:r>
+        <w:rPr>
+          <w:rFonts w:asciiTheme="minorHAnsi" w:eastAsia="Calibri" w:hAnsiTheme="minorHAnsi" w:cs="Calibri"/>
+          <w:sz w:val="21"/>
+          <w:szCs w:val="21"/>
+        </w:rPr>
+        <w:t xml:space="preserve"> full legal </w:t>
+      </w:r>
+      <w:proofErr w:type="spellStart"/>
+      <w:r>
+        <w:rPr>
+          <w:rFonts w:asciiTheme="minorHAnsi" w:eastAsia="Calibri" w:hAnsiTheme="minorHAnsi" w:cs="Calibri"/>
+          <w:sz w:val="21"/>
+          <w:szCs w:val="21"/>
+        </w:rPr>
+        <w:t>guarantees</w:t>
+      </w:r>
+      <w:proofErr w:type="spellEnd"/>
+      <w:r>
+        <w:rPr>
+          <w:rFonts w:asciiTheme="minorHAnsi" w:eastAsia="Calibri" w:hAnsiTheme="minorHAnsi" w:cs="Calibri"/>
+          <w:sz w:val="21"/>
+          <w:szCs w:val="21"/>
+        </w:rPr>
+        <w:t xml:space="preserve"> in </w:t>
+      </w:r>
+      <w:proofErr w:type="spellStart"/>
+      <w:r>
+        <w:rPr>
+          <w:rFonts w:asciiTheme="minorHAnsi" w:eastAsia="Calibri" w:hAnsiTheme="minorHAnsi" w:cs="Calibri"/>
+          <w:sz w:val="21"/>
+          <w:szCs w:val="21"/>
+        </w:rPr>
+        <w:t>Spain</w:t>
+      </w:r>
+      <w:proofErr w:type="spellEnd"/>
+      <w:r>
+        <w:rPr>
+          <w:rFonts w:asciiTheme="minorHAnsi" w:eastAsia="Calibri" w:hAnsiTheme="minorHAnsi" w:cs="Calibri"/>
+          <w:sz w:val="21"/>
+          <w:szCs w:val="21"/>
+        </w:rPr>
+        <w:t xml:space="preserve">. </w:t>
+      </w:r>
+      <w:proofErr w:type="spellStart"/>
+      <w:r>
+        <w:rPr>
+          <w:rFonts w:asciiTheme="minorHAnsi" w:eastAsia="Calibri" w:hAnsiTheme="minorHAnsi" w:cs="Calibri"/>
+          <w:sz w:val="21"/>
+          <w:szCs w:val="21"/>
+        </w:rPr>
+        <w:t>Some</w:t>
+      </w:r>
+      <w:proofErr w:type="spellEnd"/>
+      <w:r>
+        <w:rPr>
+          <w:rFonts w:asciiTheme="minorHAnsi" w:eastAsia="Calibri" w:hAnsiTheme="minorHAnsi" w:cs="Calibri"/>
+          <w:sz w:val="21"/>
+          <w:szCs w:val="21"/>
+        </w:rPr>
+        <w:t xml:space="preserve"> 70 of </w:t>
+      </w:r>
+      <w:proofErr w:type="spellStart"/>
+      <w:r>
+        <w:rPr>
+          <w:rFonts w:asciiTheme="minorHAnsi" w:eastAsia="Calibri" w:hAnsiTheme="minorHAnsi" w:cs="Calibri"/>
+          <w:sz w:val="21"/>
+          <w:szCs w:val="21"/>
+        </w:rPr>
+        <w:t>the</w:t>
+      </w:r>
+      <w:proofErr w:type="spellEnd"/>
+      <w:r>
+        <w:rPr>
+          <w:rFonts w:asciiTheme="minorHAnsi" w:eastAsia="Calibri" w:hAnsiTheme="minorHAnsi" w:cs="Calibri"/>
+          <w:sz w:val="21"/>
+          <w:szCs w:val="21"/>
+        </w:rPr>
+        <w:t xml:space="preserve"> </w:t>
+      </w:r>
+      <w:proofErr w:type="spellStart"/>
+      <w:r>
+        <w:rPr>
+          <w:rFonts w:asciiTheme="minorHAnsi" w:eastAsia="Calibri" w:hAnsiTheme="minorHAnsi" w:cs="Calibri"/>
+          <w:sz w:val="21"/>
+          <w:szCs w:val="21"/>
+        </w:rPr>
+        <w:t>largest</w:t>
+      </w:r>
+      <w:proofErr w:type="spellEnd"/>
+      <w:r>
+        <w:rPr>
+          <w:rFonts w:asciiTheme="minorHAnsi" w:eastAsia="Calibri" w:hAnsiTheme="minorHAnsi" w:cs="Calibri"/>
+          <w:sz w:val="21"/>
+          <w:szCs w:val="21"/>
+        </w:rPr>
+        <w:t xml:space="preserve"> </w:t>
+      </w:r>
+      <w:proofErr w:type="spellStart"/>
+      <w:r>
+        <w:rPr>
+          <w:rFonts w:asciiTheme="minorHAnsi" w:eastAsia="Calibri" w:hAnsiTheme="minorHAnsi" w:cs="Calibri"/>
+          <w:sz w:val="21"/>
+          <w:szCs w:val="21"/>
+        </w:rPr>
+        <w:t>companies</w:t>
+      </w:r>
+      <w:proofErr w:type="spellEnd"/>
+      <w:r>
+        <w:rPr>
+          <w:rFonts w:asciiTheme="minorHAnsi" w:eastAsia="Calibri" w:hAnsiTheme="minorHAnsi" w:cs="Calibri"/>
+          <w:sz w:val="21"/>
+          <w:szCs w:val="21"/>
+        </w:rPr>
+        <w:t xml:space="preserve"> and </w:t>
+      </w:r>
+      <w:proofErr w:type="spellStart"/>
+      <w:r>
+        <w:rPr>
+          <w:rFonts w:asciiTheme="minorHAnsi" w:eastAsia="Calibri" w:hAnsiTheme="minorHAnsi" w:cs="Calibri"/>
+          <w:sz w:val="21"/>
+          <w:szCs w:val="21"/>
+        </w:rPr>
+        <w:t>institutions</w:t>
+      </w:r>
+      <w:proofErr w:type="spellEnd"/>
+      <w:r>
+        <w:rPr>
+          <w:rFonts w:asciiTheme="minorHAnsi" w:eastAsia="Calibri" w:hAnsiTheme="minorHAnsi" w:cs="Calibri"/>
+          <w:sz w:val="21"/>
+          <w:szCs w:val="21"/>
+        </w:rPr>
+        <w:t xml:space="preserve"> in industries </w:t>
+      </w:r>
+      <w:proofErr w:type="spellStart"/>
+      <w:r>
+        <w:rPr>
+          <w:rFonts w:asciiTheme="minorHAnsi" w:eastAsia="Calibri" w:hAnsiTheme="minorHAnsi" w:cs="Calibri"/>
+          <w:sz w:val="21"/>
+          <w:szCs w:val="21"/>
+        </w:rPr>
+        <w:t>such</w:t>
+      </w:r>
+      <w:proofErr w:type="spellEnd"/>
+      <w:r>
+        <w:rPr>
+          <w:rFonts w:asciiTheme="minorHAnsi" w:eastAsia="Calibri" w:hAnsiTheme="minorHAnsi" w:cs="Calibri"/>
+          <w:sz w:val="21"/>
+          <w:szCs w:val="21"/>
+        </w:rPr>
+        <w:t xml:space="preserve"> as </w:t>
+      </w:r>
+      <w:proofErr w:type="spellStart"/>
+      <w:r>
+        <w:rPr>
+          <w:rFonts w:asciiTheme="minorHAnsi" w:eastAsia="Calibri" w:hAnsiTheme="minorHAnsi" w:cs="Calibri"/>
+          <w:sz w:val="21"/>
+          <w:szCs w:val="21"/>
+        </w:rPr>
+        <w:t>banking</w:t>
+      </w:r>
+      <w:proofErr w:type="spellEnd"/>
+      <w:r>
+        <w:rPr>
+          <w:rFonts w:asciiTheme="minorHAnsi" w:eastAsia="Calibri" w:hAnsiTheme="minorHAnsi" w:cs="Calibri"/>
+          <w:sz w:val="21"/>
+          <w:szCs w:val="21"/>
+        </w:rPr>
+        <w:t xml:space="preserve">, </w:t>
+      </w:r>
+      <w:proofErr w:type="spellStart"/>
+      <w:r>
+        <w:rPr>
+          <w:rFonts w:asciiTheme="minorHAnsi" w:eastAsia="Calibri" w:hAnsiTheme="minorHAnsi" w:cs="Calibri"/>
+          <w:sz w:val="21"/>
+          <w:szCs w:val="21"/>
+        </w:rPr>
+        <w:t>energy</w:t>
+      </w:r>
+      <w:proofErr w:type="spellEnd"/>
+      <w:r>
+        <w:rPr>
+          <w:rFonts w:asciiTheme="minorHAnsi" w:eastAsia="Calibri" w:hAnsiTheme="minorHAnsi" w:cs="Calibri"/>
+          <w:sz w:val="21"/>
+          <w:szCs w:val="21"/>
+        </w:rPr>
+        <w:t xml:space="preserve">, </w:t>
+      </w:r>
+      <w:proofErr w:type="spellStart"/>
+      <w:r>
+        <w:rPr>
+          <w:rFonts w:asciiTheme="minorHAnsi" w:eastAsia="Calibri" w:hAnsiTheme="minorHAnsi" w:cs="Calibri"/>
+          <w:sz w:val="21"/>
+          <w:szCs w:val="21"/>
+        </w:rPr>
+        <w:t>telecommunications</w:t>
+      </w:r>
+      <w:proofErr w:type="spellEnd"/>
+      <w:r>
+        <w:rPr>
+          <w:rFonts w:asciiTheme="minorHAnsi" w:eastAsia="Calibri" w:hAnsiTheme="minorHAnsi" w:cs="Calibri"/>
+          <w:sz w:val="21"/>
+          <w:szCs w:val="21"/>
+        </w:rPr>
+        <w:t xml:space="preserve"> and </w:t>
+      </w:r>
+      <w:proofErr w:type="spellStart"/>
+      <w:r>
+        <w:rPr>
+          <w:rFonts w:asciiTheme="minorHAnsi" w:eastAsia="Calibri" w:hAnsiTheme="minorHAnsi" w:cs="Calibri"/>
+          <w:sz w:val="21"/>
+          <w:szCs w:val="21"/>
+        </w:rPr>
+        <w:t>other</w:t>
+      </w:r>
+      <w:proofErr w:type="spellEnd"/>
+      <w:r>
+        <w:rPr>
+          <w:rFonts w:asciiTheme="minorHAnsi" w:eastAsia="Calibri" w:hAnsiTheme="minorHAnsi" w:cs="Calibri"/>
+          <w:sz w:val="21"/>
+          <w:szCs w:val="21"/>
+        </w:rPr>
+        <w:t xml:space="preserve"> </w:t>
+      </w:r>
+      <w:proofErr w:type="spellStart"/>
+      <w:r>
+        <w:rPr>
+          <w:rFonts w:asciiTheme="minorHAnsi" w:eastAsia="Calibri" w:hAnsiTheme="minorHAnsi" w:cs="Calibri"/>
+          <w:sz w:val="21"/>
+          <w:szCs w:val="21"/>
+        </w:rPr>
+        <w:t>sectors</w:t>
+      </w:r>
+      <w:proofErr w:type="spellEnd"/>
+      <w:r>
+        <w:rPr>
+          <w:rFonts w:asciiTheme="minorHAnsi" w:eastAsia="Calibri" w:hAnsiTheme="minorHAnsi" w:cs="Calibri"/>
+          <w:sz w:val="21"/>
+          <w:szCs w:val="21"/>
+        </w:rPr>
+        <w:t xml:space="preserve"> are </w:t>
+      </w:r>
+      <w:proofErr w:type="spellStart"/>
+      <w:r>
+        <w:rPr>
+          <w:rFonts w:asciiTheme="minorHAnsi" w:eastAsia="Calibri" w:hAnsiTheme="minorHAnsi" w:cs="Calibri"/>
+          <w:sz w:val="21"/>
+          <w:szCs w:val="21"/>
+        </w:rPr>
+        <w:t>part</w:t>
+      </w:r>
+      <w:proofErr w:type="spellEnd"/>
+      <w:r>
+        <w:rPr>
+          <w:rFonts w:asciiTheme="minorHAnsi" w:eastAsia="Calibri" w:hAnsiTheme="minorHAnsi" w:cs="Calibri"/>
+          <w:sz w:val="21"/>
+          <w:szCs w:val="21"/>
+        </w:rPr>
+        <w:t xml:space="preserve"> of </w:t>
+      </w:r>
+      <w:proofErr w:type="spellStart"/>
+      <w:r>
+        <w:rPr>
+          <w:rFonts w:asciiTheme="minorHAnsi" w:eastAsia="Calibri" w:hAnsiTheme="minorHAnsi" w:cs="Calibri"/>
+          <w:sz w:val="21"/>
+          <w:szCs w:val="21"/>
+        </w:rPr>
+        <w:t>this</w:t>
+      </w:r>
+      <w:proofErr w:type="spellEnd"/>
+      <w:r>
+        <w:rPr>
+          <w:rFonts w:asciiTheme="minorHAnsi" w:eastAsia="Calibri" w:hAnsiTheme="minorHAnsi" w:cs="Calibri"/>
+          <w:sz w:val="21"/>
+          <w:szCs w:val="21"/>
+        </w:rPr>
+        <w:t xml:space="preserve"> non-</w:t>
+      </w:r>
+      <w:proofErr w:type="spellStart"/>
+      <w:r>
+        <w:rPr>
+          <w:rFonts w:asciiTheme="minorHAnsi" w:eastAsia="Calibri" w:hAnsiTheme="minorHAnsi" w:cs="Calibri"/>
+          <w:sz w:val="21"/>
+          <w:szCs w:val="21"/>
+        </w:rPr>
+        <w:t>profit</w:t>
+      </w:r>
+      <w:proofErr w:type="spellEnd"/>
+      <w:r>
+        <w:rPr>
+          <w:rFonts w:asciiTheme="minorHAnsi" w:eastAsia="Calibri" w:hAnsiTheme="minorHAnsi" w:cs="Calibri"/>
+          <w:sz w:val="21"/>
+          <w:szCs w:val="21"/>
+        </w:rPr>
+        <w:t xml:space="preserve"> </w:t>
+      </w:r>
+      <w:proofErr w:type="spellStart"/>
+      <w:r>
+        <w:rPr>
+          <w:rFonts w:asciiTheme="minorHAnsi" w:eastAsia="Calibri" w:hAnsiTheme="minorHAnsi" w:cs="Calibri"/>
+          <w:sz w:val="21"/>
+          <w:szCs w:val="21"/>
+        </w:rPr>
+        <w:t>network</w:t>
+      </w:r>
+      <w:proofErr w:type="spellEnd"/>
+      <w:r>
+        <w:rPr>
+          <w:rFonts w:asciiTheme="minorHAnsi" w:eastAsia="Calibri" w:hAnsiTheme="minorHAnsi" w:cs="Calibri"/>
+          <w:sz w:val="21"/>
+          <w:szCs w:val="21"/>
+        </w:rPr>
+        <w:t xml:space="preserve">, </w:t>
+      </w:r>
+      <w:proofErr w:type="spellStart"/>
+      <w:r>
+        <w:rPr>
+          <w:rFonts w:asciiTheme="minorHAnsi" w:eastAsia="Calibri" w:hAnsiTheme="minorHAnsi" w:cs="Calibri"/>
+          <w:sz w:val="21"/>
+          <w:szCs w:val="21"/>
+        </w:rPr>
+        <w:t>which</w:t>
+      </w:r>
+      <w:proofErr w:type="spellEnd"/>
+      <w:r>
+        <w:rPr>
+          <w:rFonts w:asciiTheme="minorHAnsi" w:eastAsia="Calibri" w:hAnsiTheme="minorHAnsi" w:cs="Calibri"/>
+          <w:sz w:val="21"/>
+          <w:szCs w:val="21"/>
+        </w:rPr>
+        <w:t xml:space="preserve"> </w:t>
+      </w:r>
+      <w:proofErr w:type="spellStart"/>
+      <w:r>
+        <w:rPr>
+          <w:rFonts w:asciiTheme="minorHAnsi" w:eastAsia="Calibri" w:hAnsiTheme="minorHAnsi" w:cs="Calibri"/>
+          <w:sz w:val="21"/>
+          <w:szCs w:val="21"/>
+        </w:rPr>
+        <w:t>is</w:t>
+      </w:r>
+      <w:proofErr w:type="spellEnd"/>
+      <w:r>
+        <w:rPr>
+          <w:rFonts w:asciiTheme="minorHAnsi" w:eastAsia="Calibri" w:hAnsiTheme="minorHAnsi" w:cs="Calibri"/>
+          <w:sz w:val="21"/>
+          <w:szCs w:val="21"/>
+        </w:rPr>
+        <w:t xml:space="preserve"> </w:t>
+      </w:r>
+      <w:proofErr w:type="spellStart"/>
+      <w:r>
+        <w:rPr>
+          <w:rFonts w:asciiTheme="minorHAnsi" w:eastAsia="Calibri" w:hAnsiTheme="minorHAnsi" w:cs="Calibri"/>
+          <w:sz w:val="21"/>
+          <w:szCs w:val="21"/>
+        </w:rPr>
+        <w:t>also</w:t>
+      </w:r>
+      <w:proofErr w:type="spellEnd"/>
+      <w:r>
+        <w:rPr>
+          <w:rFonts w:asciiTheme="minorHAnsi" w:eastAsia="Calibri" w:hAnsiTheme="minorHAnsi" w:cs="Calibri"/>
+          <w:sz w:val="21"/>
+          <w:szCs w:val="21"/>
+        </w:rPr>
+        <w:t xml:space="preserve"> open to </w:t>
+      </w:r>
+      <w:proofErr w:type="spellStart"/>
+      <w:r>
+        <w:rPr>
+          <w:rFonts w:asciiTheme="minorHAnsi" w:eastAsia="Calibri" w:hAnsiTheme="minorHAnsi" w:cs="Calibri"/>
+          <w:sz w:val="21"/>
+          <w:szCs w:val="21"/>
+        </w:rPr>
+        <w:t>developers</w:t>
+      </w:r>
+      <w:proofErr w:type="spellEnd"/>
+      <w:r>
+        <w:rPr>
+          <w:rFonts w:asciiTheme="minorHAnsi" w:eastAsia="Calibri" w:hAnsiTheme="minorHAnsi" w:cs="Calibri"/>
+          <w:sz w:val="21"/>
+          <w:szCs w:val="21"/>
+        </w:rPr>
+        <w:t xml:space="preserve">. </w:t>
+      </w:r>
+      <w:proofErr w:type="spellStart"/>
+      <w:r>
+        <w:rPr>
+          <w:rFonts w:asciiTheme="minorHAnsi" w:eastAsia="Calibri" w:hAnsiTheme="minorHAnsi" w:cs="Calibri"/>
+          <w:sz w:val="21"/>
+          <w:szCs w:val="21"/>
+        </w:rPr>
+        <w:t>It</w:t>
+      </w:r>
+      <w:proofErr w:type="spellEnd"/>
+      <w:r>
+        <w:rPr>
+          <w:rFonts w:asciiTheme="minorHAnsi" w:eastAsia="Calibri" w:hAnsiTheme="minorHAnsi" w:cs="Calibri"/>
+          <w:sz w:val="21"/>
+          <w:szCs w:val="21"/>
+        </w:rPr>
+        <w:t xml:space="preserve"> </w:t>
+      </w:r>
+      <w:proofErr w:type="spellStart"/>
+      <w:r>
+        <w:rPr>
+          <w:rFonts w:asciiTheme="minorHAnsi" w:eastAsia="Calibri" w:hAnsiTheme="minorHAnsi" w:cs="Calibri"/>
+          <w:sz w:val="21"/>
+          <w:szCs w:val="21"/>
+        </w:rPr>
+        <w:t>is</w:t>
+      </w:r>
+      <w:proofErr w:type="spellEnd"/>
+      <w:r>
+        <w:rPr>
+          <w:rFonts w:asciiTheme="minorHAnsi" w:eastAsia="Calibri" w:hAnsiTheme="minorHAnsi" w:cs="Calibri"/>
+          <w:sz w:val="21"/>
+          <w:szCs w:val="21"/>
+        </w:rPr>
+        <w:t xml:space="preserve"> open to </w:t>
+      </w:r>
+      <w:proofErr w:type="spellStart"/>
+      <w:r>
+        <w:rPr>
+          <w:rFonts w:asciiTheme="minorHAnsi" w:eastAsia="Calibri" w:hAnsiTheme="minorHAnsi" w:cs="Calibri"/>
+          <w:sz w:val="21"/>
+          <w:szCs w:val="21"/>
+        </w:rPr>
+        <w:t>many</w:t>
+      </w:r>
+      <w:proofErr w:type="spellEnd"/>
+      <w:r>
+        <w:rPr>
+          <w:rFonts w:asciiTheme="minorHAnsi" w:eastAsia="Calibri" w:hAnsiTheme="minorHAnsi" w:cs="Calibri"/>
+          <w:sz w:val="21"/>
+          <w:szCs w:val="21"/>
+        </w:rPr>
+        <w:t xml:space="preserve"> more </w:t>
+      </w:r>
+      <w:proofErr w:type="spellStart"/>
+      <w:r>
+        <w:rPr>
+          <w:rFonts w:asciiTheme="minorHAnsi" w:eastAsia="Calibri" w:hAnsiTheme="minorHAnsi" w:cs="Calibri"/>
+          <w:sz w:val="21"/>
+          <w:szCs w:val="21"/>
+        </w:rPr>
+        <w:t>companies</w:t>
+      </w:r>
+      <w:proofErr w:type="spellEnd"/>
+      <w:r>
+        <w:rPr>
+          <w:rFonts w:asciiTheme="minorHAnsi" w:eastAsia="Calibri" w:hAnsiTheme="minorHAnsi" w:cs="Calibri"/>
+          <w:sz w:val="21"/>
+          <w:szCs w:val="21"/>
+        </w:rPr>
+        <w:t xml:space="preserve">, be </w:t>
+      </w:r>
+      <w:proofErr w:type="spellStart"/>
+      <w:r>
+        <w:rPr>
+          <w:rFonts w:asciiTheme="minorHAnsi" w:eastAsia="Calibri" w:hAnsiTheme="minorHAnsi" w:cs="Calibri"/>
+          <w:sz w:val="21"/>
+          <w:szCs w:val="21"/>
+        </w:rPr>
+        <w:t>they</w:t>
+      </w:r>
+      <w:proofErr w:type="spellEnd"/>
+      <w:r>
+        <w:rPr>
+          <w:rFonts w:asciiTheme="minorHAnsi" w:eastAsia="Calibri" w:hAnsiTheme="minorHAnsi" w:cs="Calibri"/>
+          <w:sz w:val="21"/>
+          <w:szCs w:val="21"/>
+        </w:rPr>
+        <w:t xml:space="preserve"> </w:t>
+      </w:r>
+      <w:proofErr w:type="spellStart"/>
+      <w:r>
+        <w:rPr>
+          <w:rFonts w:asciiTheme="minorHAnsi" w:eastAsia="Calibri" w:hAnsiTheme="minorHAnsi" w:cs="Calibri"/>
+          <w:sz w:val="21"/>
+          <w:szCs w:val="21"/>
+        </w:rPr>
+        <w:t>large</w:t>
+      </w:r>
+      <w:proofErr w:type="spellEnd"/>
+      <w:r>
+        <w:rPr>
+          <w:rFonts w:asciiTheme="minorHAnsi" w:eastAsia="Calibri" w:hAnsiTheme="minorHAnsi" w:cs="Calibri"/>
+          <w:sz w:val="21"/>
+          <w:szCs w:val="21"/>
+        </w:rPr>
+        <w:t xml:space="preserve">, </w:t>
+      </w:r>
+      <w:proofErr w:type="spellStart"/>
+      <w:r>
+        <w:rPr>
+          <w:rFonts w:asciiTheme="minorHAnsi" w:eastAsia="Calibri" w:hAnsiTheme="minorHAnsi" w:cs="Calibri"/>
+          <w:sz w:val="21"/>
+          <w:szCs w:val="21"/>
+        </w:rPr>
+        <w:t>small</w:t>
+      </w:r>
+      <w:proofErr w:type="spellEnd"/>
+      <w:r>
+        <w:rPr>
+          <w:rFonts w:asciiTheme="minorHAnsi" w:eastAsia="Calibri" w:hAnsiTheme="minorHAnsi" w:cs="Calibri"/>
+          <w:sz w:val="21"/>
+          <w:szCs w:val="21"/>
+        </w:rPr>
+        <w:t xml:space="preserve"> and </w:t>
+      </w:r>
+      <w:proofErr w:type="spellStart"/>
+      <w:r>
+        <w:rPr>
+          <w:rFonts w:asciiTheme="minorHAnsi" w:eastAsia="Calibri" w:hAnsiTheme="minorHAnsi" w:cs="Calibri"/>
+          <w:sz w:val="21"/>
+          <w:szCs w:val="21"/>
+        </w:rPr>
+        <w:t>medium-sized</w:t>
+      </w:r>
+      <w:proofErr w:type="spellEnd"/>
+      <w:r>
+        <w:rPr>
+          <w:rFonts w:asciiTheme="minorHAnsi" w:eastAsia="Calibri" w:hAnsiTheme="minorHAnsi" w:cs="Calibri"/>
+          <w:sz w:val="21"/>
+          <w:szCs w:val="21"/>
+        </w:rPr>
+        <w:t xml:space="preserve"> </w:t>
+      </w:r>
+      <w:proofErr w:type="spellStart"/>
+      <w:r>
+        <w:rPr>
+          <w:rFonts w:asciiTheme="minorHAnsi" w:eastAsia="Calibri" w:hAnsiTheme="minorHAnsi" w:cs="Calibri"/>
+          <w:sz w:val="21"/>
+          <w:szCs w:val="21"/>
+        </w:rPr>
+        <w:t>enterprises</w:t>
+      </w:r>
+      <w:proofErr w:type="spellEnd"/>
+      <w:r>
+        <w:rPr>
+          <w:rFonts w:asciiTheme="minorHAnsi" w:eastAsia="Calibri" w:hAnsiTheme="minorHAnsi" w:cs="Calibri"/>
+          <w:sz w:val="21"/>
+          <w:szCs w:val="21"/>
+        </w:rPr>
+        <w:t xml:space="preserve"> </w:t>
+      </w:r>
+      <w:proofErr w:type="spellStart"/>
+      <w:r>
+        <w:rPr>
+          <w:rFonts w:asciiTheme="minorHAnsi" w:eastAsia="Calibri" w:hAnsiTheme="minorHAnsi" w:cs="Calibri"/>
+          <w:sz w:val="21"/>
+          <w:szCs w:val="21"/>
+        </w:rPr>
+        <w:t>or</w:t>
+      </w:r>
+      <w:proofErr w:type="spellEnd"/>
+      <w:r>
+        <w:rPr>
+          <w:rFonts w:asciiTheme="minorHAnsi" w:eastAsia="Calibri" w:hAnsiTheme="minorHAnsi" w:cs="Calibri"/>
+          <w:sz w:val="21"/>
+          <w:szCs w:val="21"/>
+        </w:rPr>
+        <w:t xml:space="preserve"> </w:t>
+      </w:r>
+      <w:proofErr w:type="spellStart"/>
+      <w:r>
+        <w:rPr>
+          <w:rFonts w:asciiTheme="minorHAnsi" w:eastAsia="Calibri" w:hAnsiTheme="minorHAnsi" w:cs="Calibri"/>
+          <w:sz w:val="21"/>
+          <w:szCs w:val="21"/>
+        </w:rPr>
+        <w:t>startups</w:t>
+      </w:r>
+      <w:proofErr w:type="spellEnd"/>
+      <w:r>
+        <w:rPr>
+          <w:rFonts w:asciiTheme="minorHAnsi" w:eastAsia="Calibri" w:hAnsiTheme="minorHAnsi" w:cs="Calibri"/>
+          <w:sz w:val="21"/>
+          <w:szCs w:val="21"/>
+        </w:rPr>
+        <w:t>.</w:t>
       </w:r>
     </w:p>
     <w:p>
@@ -3247,7 +4876,6 @@
           <w:rFonts w:asciiTheme="minorHAnsi" w:eastAsia="Calibri" w:hAnsiTheme="minorHAnsi" w:cs="Calibri"/>
           <w:sz w:val="21"/>
           <w:szCs w:val="21"/>
-          <w:lang w:val="en-US"/>
         </w:rPr>
       </w:pPr>
     </w:p>
@@ -3259,26 +4887,45 @@
           <w:b/>
           <w:sz w:val="21"/>
           <w:szCs w:val="21"/>
-          <w:lang w:val="en-US"/>
-        </w:rPr>
-      </w:pPr>
+        </w:rPr>
+      </w:pPr>
+      <w:proofErr w:type="spellStart"/>
       <w:r>
         <w:rPr>
           <w:rFonts w:asciiTheme="minorHAnsi" w:eastAsia="Calibri" w:hAnsiTheme="minorHAnsi" w:cs="Calibri"/>
           <w:b/>
           <w:sz w:val="21"/>
           <w:szCs w:val="21"/>
-          <w:lang w:val="en-US"/>
-        </w:rPr>
-        <w:t>Press contact</w:t>
-      </w:r>
+        </w:rPr>
+        <w:t>Press</w:t>
+      </w:r>
+      <w:proofErr w:type="spellEnd"/>
       <w:r>
         <w:rPr>
           <w:rFonts w:asciiTheme="minorHAnsi" w:eastAsia="Calibri" w:hAnsiTheme="minorHAnsi" w:cs="Calibri"/>
           <w:b/>
           <w:sz w:val="21"/>
           <w:szCs w:val="21"/>
-          <w:lang w:val="en-US"/>
+        </w:rPr>
+        <w:t xml:space="preserve"> </w:t>
+      </w:r>
+      <w:proofErr w:type="spellStart"/>
+      <w:r>
+        <w:rPr>
+          <w:rFonts w:asciiTheme="minorHAnsi" w:eastAsia="Calibri" w:hAnsiTheme="minorHAnsi" w:cs="Calibri"/>
+          <w:b/>
+          <w:sz w:val="21"/>
+          <w:szCs w:val="21"/>
+        </w:rPr>
+        <w:t>contact</w:t>
+      </w:r>
+      <w:proofErr w:type="spellEnd"/>
+      <w:r>
+        <w:rPr>
+          <w:rFonts w:asciiTheme="minorHAnsi" w:eastAsia="Calibri" w:hAnsiTheme="minorHAnsi" w:cs="Calibri"/>
+          <w:b/>
+          <w:sz w:val="21"/>
+          <w:szCs w:val="21"/>
         </w:rPr>
         <w:t xml:space="preserve">: </w:t>
       </w:r>
@@ -3290,18 +4937,26 @@
           <w:rFonts w:asciiTheme="minorHAnsi" w:eastAsia="Calibri" w:hAnsiTheme="minorHAnsi" w:cs="Calibri"/>
           <w:sz w:val="21"/>
           <w:szCs w:val="21"/>
-          <w:lang w:val="en-US"/>
-        </w:rPr>
-      </w:pPr>
-      <w:r>
-        <w:rPr>
-          <w:rFonts w:asciiTheme="minorHAnsi" w:eastAsia="Calibri" w:hAnsiTheme="minorHAnsi" w:cs="Calibri"/>
-          <w:sz w:val="21"/>
-          <w:szCs w:val="21"/>
-          <w:lang w:val="en-US"/>
-        </w:rPr>
-        <w:t>PR Garage</w:t>
-      </w:r>
+        </w:rPr>
+      </w:pPr>
+      <w:r>
+        <w:rPr>
+          <w:rFonts w:asciiTheme="minorHAnsi" w:eastAsia="Calibri" w:hAnsiTheme="minorHAnsi" w:cs="Calibri"/>
+          <w:sz w:val="21"/>
+          <w:szCs w:val="21"/>
+        </w:rPr>
+        <w:t xml:space="preserve">PR </w:t>
+      </w:r>
+      <w:proofErr w:type="spellStart"/>
+      <w:r>
+        <w:rPr>
+          <w:rFonts w:asciiTheme="minorHAnsi" w:eastAsia="Calibri" w:hAnsiTheme="minorHAnsi" w:cs="Calibri"/>
+          <w:sz w:val="21"/>
+          <w:szCs w:val="21"/>
+        </w:rPr>
+        <w:t>Garage</w:t>
+      </w:r>
+      <w:proofErr w:type="spellEnd"/>
     </w:p>
     <w:p>
       <w:pPr>
@@ -3309,7 +4964,6 @@
           <w:rFonts w:asciiTheme="minorHAnsi" w:eastAsia="Calibri" w:hAnsiTheme="minorHAnsi" w:cs="Calibri"/>
           <w:sz w:val="21"/>
           <w:szCs w:val="21"/>
-          <w:lang w:val="en-US"/>
         </w:rPr>
       </w:pPr>
     </w:p>
@@ -3320,15 +4974,13 @@
           <w:rFonts w:asciiTheme="minorHAnsi" w:eastAsia="Calibri" w:hAnsiTheme="minorHAnsi" w:cs="Calibri"/>
           <w:sz w:val="21"/>
           <w:szCs w:val="21"/>
-          <w:lang w:val="en-US"/>
-        </w:rPr>
-      </w:pPr>
-      <w:r>
-        <w:rPr>
-          <w:rFonts w:asciiTheme="minorHAnsi" w:eastAsia="Calibri" w:hAnsiTheme="minorHAnsi" w:cs="Calibri"/>
-          <w:sz w:val="21"/>
-          <w:szCs w:val="21"/>
-          <w:lang w:val="en-US"/>
+        </w:rPr>
+      </w:pPr>
+      <w:r>
+        <w:rPr>
+          <w:rFonts w:asciiTheme="minorHAnsi" w:eastAsia="Calibri" w:hAnsiTheme="minorHAnsi" w:cs="Calibri"/>
+          <w:sz w:val="21"/>
+          <w:szCs w:val="21"/>
         </w:rPr>
         <w:t>Mario Jiménez</w:t>
       </w:r>
@@ -3339,10 +4991,9 @@
           <w:rFonts w:asciiTheme="minorHAnsi" w:eastAsia="Calibri" w:hAnsiTheme="minorHAnsi" w:cs="Calibri"/>
           <w:sz w:val="21"/>
           <w:szCs w:val="21"/>
-          <w:lang w:val="en-US"/>
-        </w:rPr>
-      </w:pPr>
-      <w:hyperlink r:id="rId9">
+        </w:rPr>
+      </w:pPr>
+      <w:hyperlink r:id="rId10">
         <w:r>
           <w:rPr>
             <w:rFonts w:asciiTheme="minorHAnsi" w:eastAsia="Calibri" w:hAnsiTheme="minorHAnsi" w:cs="Calibri"/>
@@ -3350,7 +5001,6 @@
             <w:sz w:val="21"/>
             <w:szCs w:val="21"/>
             <w:u w:val="single"/>
-            <w:lang w:val="en-US"/>
           </w:rPr>
           <w:t>mario@prgarage.es</w:t>
         </w:r>
@@ -3362,7 +5012,6 @@
           <w:rFonts w:asciiTheme="minorHAnsi" w:eastAsia="Calibri" w:hAnsiTheme="minorHAnsi" w:cs="Calibri"/>
           <w:sz w:val="21"/>
           <w:szCs w:val="21"/>
-          <w:lang w:val="en-US"/>
         </w:rPr>
       </w:pPr>
     </w:p>
@@ -3373,15 +5022,13 @@
           <w:rFonts w:asciiTheme="minorHAnsi" w:eastAsia="Calibri" w:hAnsiTheme="minorHAnsi" w:cs="Calibri"/>
           <w:sz w:val="21"/>
           <w:szCs w:val="21"/>
-          <w:lang w:val="en-US"/>
-        </w:rPr>
-      </w:pPr>
-      <w:r>
-        <w:rPr>
-          <w:rFonts w:asciiTheme="minorHAnsi" w:eastAsia="Calibri" w:hAnsiTheme="minorHAnsi" w:cs="Calibri"/>
-          <w:sz w:val="21"/>
-          <w:szCs w:val="21"/>
-          <w:lang w:val="en-US"/>
+        </w:rPr>
+      </w:pPr>
+      <w:r>
+        <w:rPr>
+          <w:rFonts w:asciiTheme="minorHAnsi" w:eastAsia="Calibri" w:hAnsiTheme="minorHAnsi" w:cs="Calibri"/>
+          <w:sz w:val="21"/>
+          <w:szCs w:val="21"/>
         </w:rPr>
         <w:t>Carlos Hergueta</w:t>
       </w:r>
@@ -3392,10 +5039,9 @@
           <w:rFonts w:asciiTheme="minorHAnsi" w:eastAsia="Calibri" w:hAnsiTheme="minorHAnsi" w:cs="Calibri"/>
           <w:sz w:val="21"/>
           <w:szCs w:val="21"/>
-          <w:lang w:val="en-US"/>
-        </w:rPr>
-      </w:pPr>
-      <w:hyperlink r:id="rId10">
+        </w:rPr>
+      </w:pPr>
+      <w:hyperlink r:id="rId11">
         <w:r>
           <w:rPr>
             <w:rFonts w:asciiTheme="minorHAnsi" w:eastAsia="Calibri" w:hAnsiTheme="minorHAnsi" w:cs="Calibri"/>
@@ -3403,7 +5049,6 @@
             <w:sz w:val="21"/>
             <w:szCs w:val="21"/>
             <w:u w:val="single"/>
-            <w:lang w:val="en-US"/>
           </w:rPr>
           <w:t>carlos@prgarage.es</w:t>
         </w:r>
@@ -3415,7 +5060,6 @@
           <w:rFonts w:asciiTheme="minorHAnsi" w:eastAsia="Calibri" w:hAnsiTheme="minorHAnsi" w:cs="Calibri"/>
           <w:sz w:val="21"/>
           <w:szCs w:val="21"/>
-          <w:lang w:val="en-US"/>
         </w:rPr>
       </w:pPr>
     </w:p>
@@ -3446,7 +5090,7 @@
     </w:p>
     <w:p/>
     <w:sectPr>
-      <w:headerReference w:type="default" r:id="rId11"/>
+      <w:headerReference w:type="default" r:id="rId12"/>
       <w:pgSz w:w="11900" w:h="16840"/>
       <w:pgMar w:top="1417" w:right="1701" w:bottom="1417" w:left="1701" w:header="708" w:footer="708" w:gutter="0"/>
       <w:cols w:space="708"/>
@@ -3457,7 +5101,7 @@
 </file>
 
 <file path=word/endnotes.xml><?xml version="1.0" encoding="utf-8"?>
-<w:endnotes xmlns:wpc="http://schemas.microsoft.com/office/word/2010/wordprocessingCanvas" xmlns:mc="http://schemas.openxmlformats.org/markup-compatibility/2006" xmlns:o="urn:schemas-microsoft-com:office:office" xmlns:r="http://schemas.openxmlformats.org/officeDocument/2006/relationships" xmlns:m="http://schemas.openxmlformats.org/officeDocument/2006/math" xmlns:v="urn:schemas-microsoft-com:vml" xmlns:wp14="http://schemas.microsoft.com/office/word/2010/wordprocessingDrawing" xmlns:wp="http://schemas.openxmlformats.org/drawingml/2006/wordprocessingDrawing" xmlns:w10="urn:schemas-microsoft-com:office:word" xmlns:w="http://schemas.openxmlformats.org/wordprocessingml/2006/main" xmlns:w14="http://schemas.microsoft.com/office/word/2010/wordml" xmlns:w15="http://schemas.microsoft.com/office/word/2012/wordml" xmlns:wpg="http://schemas.microsoft.com/office/word/2010/wordprocessingGroup" xmlns:wpi="http://schemas.microsoft.com/office/word/2010/wordprocessingInk" xmlns:wne="http://schemas.microsoft.com/office/word/2006/wordml" xmlns:wps="http://schemas.microsoft.com/office/word/2010/wordprocessingShape" mc:Ignorable="w14 w15 wp14">
+<w:endnotes xmlns:wpc="http://schemas.microsoft.com/office/word/2010/wordprocessingCanvas" xmlns:mo="http://schemas.microsoft.com/office/mac/office/2008/main" xmlns:mc="http://schemas.openxmlformats.org/markup-compatibility/2006" xmlns:mv="urn:schemas-microsoft-com:mac:vml" xmlns:o="urn:schemas-microsoft-com:office:office" xmlns:r="http://schemas.openxmlformats.org/officeDocument/2006/relationships" xmlns:m="http://schemas.openxmlformats.org/officeDocument/2006/math" xmlns:v="urn:schemas-microsoft-com:vml" xmlns:wp14="http://schemas.microsoft.com/office/word/2010/wordprocessingDrawing" xmlns:wp="http://schemas.openxmlformats.org/drawingml/2006/wordprocessingDrawing" xmlns:w10="urn:schemas-microsoft-com:office:word" xmlns:w="http://schemas.openxmlformats.org/wordprocessingml/2006/main" xmlns:w14="http://schemas.microsoft.com/office/word/2010/wordml" xmlns:w15="http://schemas.microsoft.com/office/word/2012/wordml" xmlns:wpg="http://schemas.microsoft.com/office/word/2010/wordprocessingGroup" xmlns:wpi="http://schemas.microsoft.com/office/word/2010/wordprocessingInk" xmlns:wne="http://schemas.microsoft.com/office/word/2006/wordml" xmlns:wps="http://schemas.microsoft.com/office/word/2010/wordprocessingShape" mc:Ignorable="w14 w15 wp14">
   <w:endnote w:type="separator" w:id="-1">
     <w:p>
       <w:r>
@@ -3476,7 +5120,7 @@
 </file>
 
 <file path=word/footnotes.xml><?xml version="1.0" encoding="utf-8"?>
-<w:footnotes xmlns:wpc="http://schemas.microsoft.com/office/word/2010/wordprocessingCanvas" xmlns:mc="http://schemas.openxmlformats.org/markup-compatibility/2006" xmlns:o="urn:schemas-microsoft-com:office:office" xmlns:r="http://schemas.openxmlformats.org/officeDocument/2006/relationships" xmlns:m="http://schemas.openxmlformats.org/officeDocument/2006/math" xmlns:v="urn:schemas-microsoft-com:vml" xmlns:wp14="http://schemas.microsoft.com/office/word/2010/wordprocessingDrawing" xmlns:wp="http://schemas.openxmlformats.org/drawingml/2006/wordprocessingDrawing" xmlns:w10="urn:schemas-microsoft-com:office:word" xmlns:w="http://schemas.openxmlformats.org/wordprocessingml/2006/main" xmlns:w14="http://schemas.microsoft.com/office/word/2010/wordml" xmlns:w15="http://schemas.microsoft.com/office/word/2012/wordml" xmlns:wpg="http://schemas.microsoft.com/office/word/2010/wordprocessingGroup" xmlns:wpi="http://schemas.microsoft.com/office/word/2010/wordprocessingInk" xmlns:wne="http://schemas.microsoft.com/office/word/2006/wordml" xmlns:wps="http://schemas.microsoft.com/office/word/2010/wordprocessingShape" mc:Ignorable="w14 w15 wp14">
+<w:footnotes xmlns:wpc="http://schemas.microsoft.com/office/word/2010/wordprocessingCanvas" xmlns:mo="http://schemas.microsoft.com/office/mac/office/2008/main" xmlns:mc="http://schemas.openxmlformats.org/markup-compatibility/2006" xmlns:mv="urn:schemas-microsoft-com:mac:vml" xmlns:o="urn:schemas-microsoft-com:office:office" xmlns:r="http://schemas.openxmlformats.org/officeDocument/2006/relationships" xmlns:m="http://schemas.openxmlformats.org/officeDocument/2006/math" xmlns:v="urn:schemas-microsoft-com:vml" xmlns:wp14="http://schemas.microsoft.com/office/word/2010/wordprocessingDrawing" xmlns:wp="http://schemas.openxmlformats.org/drawingml/2006/wordprocessingDrawing" xmlns:w10="urn:schemas-microsoft-com:office:word" xmlns:w="http://schemas.openxmlformats.org/wordprocessingml/2006/main" xmlns:w14="http://schemas.microsoft.com/office/word/2010/wordml" xmlns:w15="http://schemas.microsoft.com/office/word/2012/wordml" xmlns:wpg="http://schemas.microsoft.com/office/word/2010/wordprocessingGroup" xmlns:wpi="http://schemas.microsoft.com/office/word/2010/wordprocessingInk" xmlns:wne="http://schemas.microsoft.com/office/word/2006/wordml" xmlns:wps="http://schemas.microsoft.com/office/word/2010/wordprocessingShape" mc:Ignorable="w14 w15 wp14">
   <w:footnote w:type="separator" w:id="-1">
     <w:p>
       <w:r>
@@ -3495,7 +5139,7 @@
 </file>
 
 <file path=word/header1.xml><?xml version="1.0" encoding="utf-8"?>
-<w:hdr xmlns:wpc="http://schemas.microsoft.com/office/word/2010/wordprocessingCanvas" xmlns:mc="http://schemas.openxmlformats.org/markup-compatibility/2006" xmlns:o="urn:schemas-microsoft-com:office:office" xmlns:r="http://schemas.openxmlformats.org/officeDocument/2006/relationships" xmlns:m="http://schemas.openxmlformats.org/officeDocument/2006/math" xmlns:v="urn:schemas-microsoft-com:vml" xmlns:wp14="http://schemas.microsoft.com/office/word/2010/wordprocessingDrawing" xmlns:wp="http://schemas.openxmlformats.org/drawingml/2006/wordprocessingDrawing" xmlns:w10="urn:schemas-microsoft-com:office:word" xmlns:w="http://schemas.openxmlformats.org/wordprocessingml/2006/main" xmlns:w14="http://schemas.microsoft.com/office/word/2010/wordml" xmlns:w15="http://schemas.microsoft.com/office/word/2012/wordml" xmlns:wpg="http://schemas.microsoft.com/office/word/2010/wordprocessingGroup" xmlns:wpi="http://schemas.microsoft.com/office/word/2010/wordprocessingInk" xmlns:wne="http://schemas.microsoft.com/office/word/2006/wordml" xmlns:wps="http://schemas.microsoft.com/office/word/2010/wordprocessingShape" mc:Ignorable="w14 w15 wp14">
+<w:hdr xmlns:wpc="http://schemas.microsoft.com/office/word/2010/wordprocessingCanvas" xmlns:mo="http://schemas.microsoft.com/office/mac/office/2008/main" xmlns:mc="http://schemas.openxmlformats.org/markup-compatibility/2006" xmlns:mv="urn:schemas-microsoft-com:mac:vml" xmlns:o="urn:schemas-microsoft-com:office:office" xmlns:r="http://schemas.openxmlformats.org/officeDocument/2006/relationships" xmlns:m="http://schemas.openxmlformats.org/officeDocument/2006/math" xmlns:v="urn:schemas-microsoft-com:vml" xmlns:wp14="http://schemas.microsoft.com/office/word/2010/wordprocessingDrawing" xmlns:wp="http://schemas.openxmlformats.org/drawingml/2006/wordprocessingDrawing" xmlns:w10="urn:schemas-microsoft-com:office:word" xmlns:w="http://schemas.openxmlformats.org/wordprocessingml/2006/main" xmlns:w14="http://schemas.microsoft.com/office/word/2010/wordml" xmlns:w15="http://schemas.microsoft.com/office/word/2012/wordml" xmlns:wpg="http://schemas.microsoft.com/office/word/2010/wordprocessingGroup" xmlns:wpi="http://schemas.microsoft.com/office/word/2010/wordprocessingInk" xmlns:wne="http://schemas.microsoft.com/office/word/2006/wordml" xmlns:wps="http://schemas.microsoft.com/office/word/2010/wordprocessingShape" mc:Ignorable="w14 w15 wp14">
   <w:p>
     <w:pPr>
       <w:pStyle w:val="Encabezado"/>
@@ -3504,7 +5148,7 @@
     <w:r>
       <w:rPr>
         <w:noProof/>
-        <w:lang w:val="es-ES" w:eastAsia="es-ES"/>
+        <w:lang w:eastAsia="es-ES_tradnl"/>
       </w:rPr>
       <w:drawing>
         <wp:anchor distT="0" distB="0" distL="114300" distR="114300" simplePos="0" relativeHeight="251658240" behindDoc="0" locked="0" layoutInCell="1" allowOverlap="1" wp14:anchorId="35CCCD43" wp14:editId="20CB76B6">
@@ -3592,8 +5236,8 @@
 </file>
 
 <file path=word/numbering.xml><?xml version="1.0" encoding="utf-8"?>
-<w:numbering xmlns:wpc="http://schemas.microsoft.com/office/word/2010/wordprocessingCanvas" xmlns:mc="http://schemas.openxmlformats.org/markup-compatibility/2006" xmlns:o="urn:schemas-microsoft-com:office:office" xmlns:r="http://schemas.openxmlformats.org/officeDocument/2006/relationships" xmlns:m="http://schemas.openxmlformats.org/officeDocument/2006/math" xmlns:v="urn:schemas-microsoft-com:vml" xmlns:wp14="http://schemas.microsoft.com/office/word/2010/wordprocessingDrawing" xmlns:wp="http://schemas.openxmlformats.org/drawingml/2006/wordprocessingDrawing" xmlns:w10="urn:schemas-microsoft-com:office:word" xmlns:w="http://schemas.openxmlformats.org/wordprocessingml/2006/main" xmlns:w14="http://schemas.microsoft.com/office/word/2010/wordml" xmlns:w15="http://schemas.microsoft.com/office/word/2012/wordml" xmlns:wpg="http://schemas.microsoft.com/office/word/2010/wordprocessingGroup" xmlns:wpi="http://schemas.microsoft.com/office/word/2010/wordprocessingInk" xmlns:wne="http://schemas.microsoft.com/office/word/2006/wordml" xmlns:wps="http://schemas.microsoft.com/office/word/2010/wordprocessingShape" mc:Ignorable="w14 w15 wp14">
-  <w:abstractNum w:abstractNumId="0" w15:restartNumberingAfterBreak="0">
+<w:numbering xmlns:wpc="http://schemas.microsoft.com/office/word/2010/wordprocessingCanvas" xmlns:mo="http://schemas.microsoft.com/office/mac/office/2008/main" xmlns:mc="http://schemas.openxmlformats.org/markup-compatibility/2006" xmlns:mv="urn:schemas-microsoft-com:mac:vml" xmlns:o="urn:schemas-microsoft-com:office:office" xmlns:r="http://schemas.openxmlformats.org/officeDocument/2006/relationships" xmlns:m="http://schemas.openxmlformats.org/officeDocument/2006/math" xmlns:v="urn:schemas-microsoft-com:vml" xmlns:wp14="http://schemas.microsoft.com/office/word/2010/wordprocessingDrawing" xmlns:wp="http://schemas.openxmlformats.org/drawingml/2006/wordprocessingDrawing" xmlns:w10="urn:schemas-microsoft-com:office:word" xmlns:w="http://schemas.openxmlformats.org/wordprocessingml/2006/main" xmlns:w14="http://schemas.microsoft.com/office/word/2010/wordml" xmlns:w15="http://schemas.microsoft.com/office/word/2012/wordml" xmlns:wpg="http://schemas.microsoft.com/office/word/2010/wordprocessingGroup" xmlns:wpi="http://schemas.microsoft.com/office/word/2010/wordprocessingInk" xmlns:wne="http://schemas.microsoft.com/office/word/2006/wordml" xmlns:wps="http://schemas.microsoft.com/office/word/2010/wordprocessingShape" mc:Ignorable="w14 w15 wp14">
+  <w:abstractNum w:abstractNumId="0">
     <w:nsid w:val="26303D25"/>
     <w:multiLevelType w:val="hybridMultilevel"/>
     <w:tmpl w:val="ED1C1192"/>
@@ -3706,7 +5350,7 @@
       </w:rPr>
     </w:lvl>
   </w:abstractNum>
-  <w:abstractNum w:abstractNumId="1" w15:restartNumberingAfterBreak="0">
+  <w:abstractNum w:abstractNumId="1">
     <w:nsid w:val="52056099"/>
     <w:multiLevelType w:val="hybridMultilevel"/>
     <w:tmpl w:val="453EE2E6"/>
@@ -3819,7 +5463,7 @@
       </w:rPr>
     </w:lvl>
   </w:abstractNum>
-  <w:abstractNum w:abstractNumId="2" w15:restartNumberingAfterBreak="0">
+  <w:abstractNum w:abstractNumId="2">
     <w:nsid w:val="629651DF"/>
     <w:multiLevelType w:val="hybridMultilevel"/>
     <w:tmpl w:val="C8B4222E"/>
@@ -3932,7 +5576,7 @@
       </w:rPr>
     </w:lvl>
   </w:abstractNum>
-  <w:abstractNum w:abstractNumId="3" w15:restartNumberingAfterBreak="0">
+  <w:abstractNum w:abstractNumId="3">
     <w:nsid w:val="62EC4CF3"/>
     <w:multiLevelType w:val="multilevel"/>
     <w:tmpl w:val="7FFE9C38"/>
@@ -4073,7 +5717,7 @@
     </w:rPrDefault>
     <w:pPrDefault/>
   </w:docDefaults>
-  <w:latentStyles w:defLockedState="0" w:defUIPriority="99" w:defSemiHidden="0" w:defUnhideWhenUsed="0" w:defQFormat="0" w:count="371">
+  <w:latentStyles w:defLockedState="0" w:defUIPriority="99" w:defSemiHidden="0" w:defUnhideWhenUsed="0" w:defQFormat="0" w:count="382">
     <w:lsdException w:name="Normal" w:uiPriority="0" w:qFormat="1"/>
     <w:lsdException w:name="heading 1" w:uiPriority="9" w:qFormat="1"/>
     <w:lsdException w:name="heading 2" w:semiHidden="1" w:uiPriority="9" w:unhideWhenUsed="1" w:qFormat="1"/>
@@ -4230,6 +5874,15 @@
     <w:lsdException w:name="Balloon Text" w:semiHidden="1" w:unhideWhenUsed="1"/>
     <w:lsdException w:name="Table Grid" w:uiPriority="39"/>
     <w:lsdException w:name="Table Theme" w:semiHidden="1" w:unhideWhenUsed="1"/>
+    <w:lsdException w:name="Note Level 1" w:semiHidden="1" w:unhideWhenUsed="1"/>
+    <w:lsdException w:name="Note Level 2" w:semiHidden="1" w:unhideWhenUsed="1"/>
+    <w:lsdException w:name="Note Level 3" w:semiHidden="1" w:unhideWhenUsed="1"/>
+    <w:lsdException w:name="Note Level 4" w:semiHidden="1" w:unhideWhenUsed="1"/>
+    <w:lsdException w:name="Note Level 5" w:semiHidden="1" w:unhideWhenUsed="1"/>
+    <w:lsdException w:name="Note Level 6" w:semiHidden="1" w:unhideWhenUsed="1"/>
+    <w:lsdException w:name="Note Level 7" w:semiHidden="1" w:unhideWhenUsed="1"/>
+    <w:lsdException w:name="Note Level 8" w:semiHidden="1" w:unhideWhenUsed="1"/>
+    <w:lsdException w:name="Note Level 9" w:semiHidden="1" w:unhideWhenUsed="1"/>
     <w:lsdException w:name="Placeholder Text" w:semiHidden="1"/>
     <w:lsdException w:name="No Spacing" w:uiPriority="1" w:qFormat="1"/>
     <w:lsdException w:name="Light Shading" w:uiPriority="60"/>
@@ -4445,6 +6098,8 @@
     <w:lsdException w:name="List Table 5 Dark Accent 6" w:uiPriority="50"/>
     <w:lsdException w:name="List Table 6 Colorful Accent 6" w:uiPriority="51"/>
     <w:lsdException w:name="List Table 7 Colorful Accent 6" w:uiPriority="52"/>
+    <w:lsdException w:name="Mention" w:semiHidden="1" w:unhideWhenUsed="1"/>
+    <w:lsdException w:name="Smart Hyperlink" w:semiHidden="1" w:unhideWhenUsed="1"/>
   </w:latentStyles>
   <w:style w:type="paragraph" w:default="1" w:styleId="Normal">
     <w:name w:val="Normal"/>
@@ -4672,6 +6327,7 @@
     <w:uiPriority w:val="39"/>
     <w:rsid w:val="009847C7"/>
     <w:tblPr>
+      <w:tblInd w:w="0" w:type="dxa"/>
       <w:tblBorders>
         <w:top w:val="single" w:sz="4" w:space="0" w:color="auto"/>
         <w:left w:val="single" w:sz="4" w:space="0" w:color="auto"/>
@@ -4680,6 +6336,12 @@
         <w:insideH w:val="single" w:sz="4" w:space="0" w:color="auto"/>
         <w:insideV w:val="single" w:sz="4" w:space="0" w:color="auto"/>
       </w:tblBorders>
+      <w:tblCellMar>
+        <w:top w:w="0" w:type="dxa"/>
+        <w:left w:w="108" w:type="dxa"/>
+        <w:bottom w:w="0" w:type="dxa"/>
+        <w:right w:w="108" w:type="dxa"/>
+      </w:tblCellMar>
     </w:tblPr>
   </w:style>
 </w:styles>
@@ -4951,7 +6613,7 @@
 </file>
 
 <file path=customXml/itemProps1.xml><?xml version="1.0" encoding="utf-8"?>
-<ds:datastoreItem xmlns:ds="http://schemas.openxmlformats.org/officeDocument/2006/customXml" ds:itemID="{07F2E388-0158-49E0-AAF1-AB10098A21FC}">
+<ds:datastoreItem xmlns:ds="http://schemas.openxmlformats.org/officeDocument/2006/customXml" ds:itemID="{429C7823-E901-B04A-AA84-E3FB54E44066}">
   <ds:schemaRefs>
     <ds:schemaRef ds:uri="http://schemas.openxmlformats.org/officeDocument/2006/bibliography"/>
   </ds:schemaRefs>
